--- a/docs/synthese.docx
+++ b/docs/synthese.docx
@@ -666,7 +666,7 @@
           <w:rFonts w:ascii="Abadi" w:hAnsi="Abadi"/>
           <w:u w:val="single"/>
         </w:rPr>
-        <w:t>Lesderniergs.org ;</w:t>
+        <w:t>Lesderniers.org ;</w:t>
       </w:r>
       <w:r>
         <w:rPr>

--- a/docs/synthese.docx
+++ b/docs/synthese.docx
@@ -1,6 +1,6 @@
 
 <file path=word/document.xml><?xml version="1.0" encoding="utf-8"?>
-<w:document xmlns:wpc="http://schemas.microsoft.com/office/word/2010/wordprocessingCanvas" xmlns:cx="http://schemas.microsoft.com/office/drawing/2014/chartex" xmlns:cx1="http://schemas.microsoft.com/office/drawing/2015/9/8/chartex" xmlns:cx2="http://schemas.microsoft.com/office/drawing/2015/10/21/chartex" xmlns:cx3="http://schemas.microsoft.com/office/drawing/2016/5/9/chartex" xmlns:cx4="http://schemas.microsoft.com/office/drawing/2016/5/10/chartex" xmlns:cx5="http://schemas.microsoft.com/office/drawing/2016/5/11/chartex" xmlns:cx6="http://schemas.microsoft.com/office/drawing/2016/5/12/chartex" xmlns:cx7="http://schemas.microsoft.com/office/drawing/2016/5/13/chartex" xmlns:cx8="http://schemas.microsoft.com/office/drawing/2016/5/14/chartex" xmlns:mc="http://schemas.openxmlformats.org/markup-compatibility/2006" xmlns:aink="http://schemas.microsoft.com/office/drawing/2016/ink" xmlns:am3d="http://schemas.microsoft.com/office/drawing/2017/model3d" xmlns:o="urn:schemas-microsoft-com:office:office" xmlns:oel="http://schemas.microsoft.com/office/2019/extlst" xmlns:r="http://schemas.openxmlformats.org/officeDocument/2006/relationships" xmlns:m="http://schemas.openxmlformats.org/officeDocument/2006/math" xmlns:v="urn:schemas-microsoft-com:vml" xmlns:wp14="http://schemas.microsoft.com/office/word/2010/wordprocessingDrawing" xmlns:wp="http://schemas.openxmlformats.org/drawingml/2006/wordprocessingDrawing" xmlns:w10="urn:schemas-microsoft-com:office:word" xmlns:w="http://schemas.openxmlformats.org/wordprocessingml/2006/main" xmlns:w14="http://schemas.microsoft.com/office/word/2010/wordml" xmlns:w15="http://schemas.microsoft.com/office/word/2012/wordml" xmlns:w16cex="http://schemas.microsoft.com/office/word/2018/wordml/cex" xmlns:w16cid="http://schemas.microsoft.com/office/word/2016/wordml/cid" xmlns:w16="http://schemas.microsoft.com/office/word/2018/wordml" xmlns:w16du="http://schemas.microsoft.com/office/word/2023/wordml/word16du" xmlns:w16sdtdh="http://schemas.microsoft.com/office/word/2020/wordml/sdtdatahash" xmlns:w16sdtfl="http://schemas.microsoft.com/office/word/2024/wordml/sdtformatlock" xmlns:w16se="http://schemas.microsoft.com/office/word/2015/wordml/symex" xmlns:wpg="http://schemas.microsoft.com/office/word/2010/wordprocessingGroup" xmlns:wpi="http://schemas.microsoft.com/office/word/2010/wordprocessingInk" xmlns:wne="http://schemas.microsoft.com/office/word/2006/wordml" xmlns:wps="http://schemas.microsoft.com/office/word/2010/wordprocessingShape" mc:Ignorable="w14 w15 w16se w16cid w16 w16cex w16sdtdh w16sdtfl w16du wp14">
+<w:document xmlns:wpc="http://schemas.microsoft.com/office/word/2010/wordprocessingCanvas" xmlns:cx="http://schemas.microsoft.com/office/drawing/2014/chartex" xmlns:cx1="http://schemas.microsoft.com/office/drawing/2015/9/8/chartex" xmlns:cx2="http://schemas.microsoft.com/office/drawing/2015/10/21/chartex" xmlns:cx3="http://schemas.microsoft.com/office/drawing/2016/5/9/chartex" xmlns:cx4="http://schemas.microsoft.com/office/drawing/2016/5/10/chartex" xmlns:cx5="http://schemas.microsoft.com/office/drawing/2016/5/11/chartex" xmlns:cx6="http://schemas.microsoft.com/office/drawing/2016/5/12/chartex" xmlns:cx7="http://schemas.microsoft.com/office/drawing/2016/5/13/chartex" xmlns:cx8="http://schemas.microsoft.com/office/drawing/2016/5/14/chartex" xmlns:mc="http://schemas.openxmlformats.org/markup-compatibility/2006" xmlns:aink="http://schemas.microsoft.com/office/drawing/2016/ink" xmlns:am3d="http://schemas.microsoft.com/office/drawing/2017/model3d" xmlns:o="urn:schemas-microsoft-com:office:office" xmlns:oel="http://schemas.microsoft.com/office/2019/extlst" xmlns:r="http://schemas.openxmlformats.org/officeDocument/2006/relationships" xmlns:m="http://schemas.openxmlformats.org/officeDocument/2006/math" xmlns:v="urn:schemas-microsoft-com:vml" xmlns:wp14="http://schemas.microsoft.com/office/word/2010/wordprocessingDrawing" xmlns:wp="http://schemas.openxmlformats.org/drawingml/2006/wordprocessingDrawing" xmlns:w10="urn:schemas-microsoft-com:office:word" xmlns:w="http://schemas.openxmlformats.org/wordprocessingml/2006/main" xmlns:w14="http://schemas.microsoft.com/office/word/2010/wordml" xmlns:w15="http://schemas.microsoft.com/office/word/2012/wordml" xmlns:w16cex="http://schemas.microsoft.com/office/word/2018/wordml/cex" xmlns:w16cid="http://schemas.microsoft.com/office/word/2016/wordml/cid" xmlns:w16="http://schemas.microsoft.com/office/word/2018/wordml" xmlns:w16sdtdh="http://schemas.microsoft.com/office/word/2020/wordml/sdtdatahash" xmlns:w16se="http://schemas.microsoft.com/office/word/2015/wordml/symex" xmlns:wpg="http://schemas.microsoft.com/office/word/2010/wordprocessingGroup" xmlns:wpi="http://schemas.microsoft.com/office/word/2010/wordprocessingInk" xmlns:wne="http://schemas.microsoft.com/office/word/2006/wordml" xmlns:wps="http://schemas.microsoft.com/office/word/2010/wordprocessingShape" mc:Ignorable="w14 w15 w16se w16cid w16 w16cex w16sdtdh wp14">
   <w:body>
     <w:p>
       <w:pPr>
@@ -45,24 +45,6 @@
         <w:jc w:val="center"/>
         <w:rPr>
           <w:rFonts w:ascii="Abadi" w:hAnsi="Abadi"/>
-          <w:sz w:val="20"/>
-          <w:szCs w:val="20"/>
-        </w:rPr>
-      </w:pPr>
-      <w:r>
-        <w:rPr>
-          <w:rFonts w:ascii="Abadi" w:hAnsi="Abadi"/>
-          <w:sz w:val="20"/>
-          <w:szCs w:val="20"/>
-        </w:rPr>
-        <w:t>Lyna, Adam, Mélina, Camille - Lycée polyvalent Jean Perrin (Marseille)</w:t>
-      </w:r>
-    </w:p>
-    <w:p>
-      <w:pPr>
-        <w:jc w:val="center"/>
-        <w:rPr>
-          <w:rFonts w:ascii="Abadi" w:hAnsi="Abadi"/>
           <w:i/>
           <w:iCs/>
           <w:u w:val="single"/>
@@ -231,7 +213,6 @@
     </w:p>
     <w:p>
       <w:pPr>
-        <w:pStyle w:val="Normal"/>
         <w:jc w:val="both"/>
         <w:rPr>
           <w:rFonts w:ascii="Abadi" w:hAnsi="Abadi"/>
@@ -252,7 +233,6 @@
     </w:p>
     <w:p>
       <w:pPr>
-        <w:pStyle w:val="Normal"/>
         <w:jc w:val="both"/>
         <w:rPr>
           <w:rFonts w:ascii="Abadi" w:hAnsi="Abadi"/>
@@ -395,7 +375,6 @@
     </w:p>
     <w:p>
       <w:pPr>
-        <w:pStyle w:val="Normal"/>
         <w:rPr>
           <w:rFonts w:ascii="Abadi" w:hAnsi="Abadi"/>
         </w:rPr>
@@ -415,6 +394,7 @@
           <w:b/>
           <w:bCs/>
         </w:rPr>
+        <w:lastRenderedPageBreak/>
         <w:t>Démarche suivie par le groupe</w:t>
       </w:r>
     </w:p>
@@ -429,851 +409,6 @@
           <w:rFonts w:ascii="Abadi" w:hAnsi="Abadi"/>
         </w:rPr>
         <w:t>Notre projet s’est déroulé en plusieurs étapes :</w:t>
-      </w:r>
-    </w:p>
-    <w:p>
-      <w:pPr>
-        <w:pStyle w:val="Paragraphedeliste"/>
-        <w:numPr>
-          <w:ilvl w:val="0"/>
-          <w:numId w:val="1"/>
-        </w:numPr>
-        <w:rPr>
-          <w:rFonts w:ascii="Abadi" w:hAnsi="Abadi"/>
-        </w:rPr>
-      </w:pPr>
-      <w:r>
-        <w:rPr>
-          <w:rFonts w:ascii="Abadi" w:hAnsi="Abadi"/>
-        </w:rPr>
-        <w:t>Recherche documentaire : Nous avons consulté des sources historiques fiables : témoignages, archives, articles historiques et documents pédagogiques.</w:t>
-      </w:r>
-    </w:p>
-    <w:p>
-      <w:pPr>
-        <w:pStyle w:val="Paragraphedeliste"/>
-        <w:numPr>
-          <w:ilvl w:val="0"/>
-          <w:numId w:val="1"/>
-        </w:numPr>
-        <w:rPr>
-          <w:rFonts w:ascii="Abadi" w:hAnsi="Abadi"/>
-        </w:rPr>
-      </w:pPr>
-      <w:r>
-        <w:rPr>
-          <w:rFonts w:ascii="Abadi" w:hAnsi="Abadi"/>
-        </w:rPr>
-        <w:t>Sélection et analyse des témoignages : Nous avons choisis plusieurs récits de survivants afin de montrer différents parcours et différentes expériences</w:t>
-      </w:r>
-      <w:r>
-        <w:rPr>
-          <w:rFonts w:ascii="Abadi" w:hAnsi="Abadi"/>
-        </w:rPr>
-        <w:t xml:space="preserve"> avec des témoignages ou des livres</w:t>
-      </w:r>
-      <w:r>
-        <w:rPr>
-          <w:rFonts w:ascii="Abadi" w:hAnsi="Abadi"/>
-        </w:rPr>
-        <w:t>.</w:t>
-      </w:r>
-    </w:p>
-    <w:p>
-      <w:pPr>
-        <w:pStyle w:val="Paragraphedeliste"/>
-        <w:numPr>
-          <w:ilvl w:val="0"/>
-          <w:numId w:val="1"/>
-        </w:numPr>
-        <w:rPr>
-          <w:rFonts w:ascii="Abadi" w:hAnsi="Abadi"/>
-        </w:rPr>
-      </w:pPr>
-      <w:r>
-        <w:rPr>
-          <w:rFonts w:ascii="Abadi" w:hAnsi="Abadi"/>
-        </w:rPr>
-        <w:t xml:space="preserve">Organisation des contenus : Le groupe a </w:t>
-      </w:r>
-      <w:r>
-        <w:rPr>
-          <w:rFonts w:ascii="Abadi" w:hAnsi="Abadi"/>
-        </w:rPr>
-        <w:t>structuré</w:t>
-      </w:r>
-      <w:r>
-        <w:rPr>
-          <w:rFonts w:ascii="Abadi" w:hAnsi="Abadi"/>
-        </w:rPr>
-        <w:t xml:space="preserve"> les informations en plusieurs rubriques pour rendre la compréhension claire et progressive pour les visiteurs.</w:t>
-      </w:r>
-    </w:p>
-    <w:p>
-      <w:pPr>
-        <w:pStyle w:val="Paragraphedeliste"/>
-        <w:numPr>
-          <w:ilvl w:val="0"/>
-          <w:numId w:val="1"/>
-        </w:numPr>
-        <w:rPr>
-          <w:rFonts w:ascii="Abadi" w:hAnsi="Abadi"/>
-        </w:rPr>
-      </w:pPr>
-      <w:r>
-        <w:rPr>
-          <w:rFonts w:ascii="Abadi" w:hAnsi="Abadi"/>
-        </w:rPr>
-        <w:t xml:space="preserve">Création du site </w:t>
-      </w:r>
-      <w:r>
-        <w:rPr>
-          <w:rFonts w:ascii="Abadi" w:hAnsi="Abadi"/>
-        </w:rPr>
-        <w:t>internet</w:t>
-      </w:r>
-      <w:r>
-        <w:rPr>
-          <w:rFonts w:ascii="Abadi" w:hAnsi="Abadi"/>
-        </w:rPr>
-        <w:t xml:space="preserve"> : Nous avons </w:t>
-      </w:r>
-      <w:r>
-        <w:rPr>
-          <w:rFonts w:ascii="Abadi" w:hAnsi="Abadi"/>
-        </w:rPr>
-        <w:t>conçu</w:t>
-      </w:r>
-      <w:r>
-        <w:rPr>
-          <w:rFonts w:ascii="Abadi" w:hAnsi="Abadi"/>
-        </w:rPr>
-        <w:t xml:space="preserve"> un site</w:t>
-      </w:r>
-      <w:r>
-        <w:rPr>
-          <w:rFonts w:ascii="Abadi" w:hAnsi="Abadi"/>
-        </w:rPr>
-        <w:t xml:space="preserve"> à l’aide de nos compétences</w:t>
-      </w:r>
-      <w:r>
-        <w:rPr>
-          <w:rFonts w:ascii="Abadi" w:hAnsi="Abadi"/>
-        </w:rPr>
-        <w:t xml:space="preserve"> permettant de présenter nos recherches de manière interactive</w:t>
-      </w:r>
-      <w:r>
-        <w:rPr>
-          <w:rFonts w:ascii="Abadi" w:hAnsi="Abadi"/>
-        </w:rPr>
-        <w:t xml:space="preserve">, </w:t>
-      </w:r>
-      <w:r>
-        <w:rPr>
-          <w:rFonts w:ascii="Abadi" w:hAnsi="Abadi"/>
-        </w:rPr>
-        <w:t>accessible</w:t>
-      </w:r>
-      <w:r>
-        <w:rPr>
-          <w:rFonts w:ascii="Abadi" w:hAnsi="Abadi"/>
-        </w:rPr>
-        <w:t xml:space="preserve"> mais surtout collaborative</w:t>
-      </w:r>
-      <w:r>
-        <w:rPr>
-          <w:rFonts w:ascii="Abadi" w:hAnsi="Abadi"/>
-        </w:rPr>
-        <w:t>.</w:t>
-      </w:r>
-    </w:p>
-    <w:p>
-      <w:pPr>
-        <w:rPr>
-          <w:rFonts w:ascii="Abadi" w:hAnsi="Abadi"/>
-        </w:rPr>
-      </w:pPr>
-    </w:p>
-    <w:p>
-      <w:pPr>
-        <w:rPr>
-          <w:rFonts w:ascii="Abadi" w:hAnsi="Abadi"/>
-          <w:b/>
-          <w:bCs/>
-        </w:rPr>
-      </w:pPr>
-      <w:r>
-        <w:rPr>
-          <w:rFonts w:ascii="Abadi" w:hAnsi="Abadi"/>
-          <w:b/>
-          <w:bCs/>
-        </w:rPr>
-        <w:t>Outils utilisés</w:t>
-      </w:r>
-    </w:p>
-    <w:p>
-      <w:pPr>
-        <w:jc w:val="both"/>
-        <w:rPr>
-          <w:rFonts w:ascii="Abadi" w:hAnsi="Abadi"/>
-        </w:rPr>
-      </w:pPr>
-      <w:r>
-        <w:rPr>
-          <w:rFonts w:ascii="Abadi" w:hAnsi="Abadi"/>
-        </w:rPr>
-        <w:t xml:space="preserve">Pour réaliser ce projet, nous avons utilisé différents outils : </w:t>
-      </w:r>
-      <w:r>
-        <w:rPr>
-          <w:rFonts w:ascii="Abadi" w:hAnsi="Abadi"/>
-        </w:rPr>
-        <w:t xml:space="preserve">des </w:t>
-      </w:r>
-      <w:r>
-        <w:rPr>
-          <w:rFonts w:ascii="Abadi" w:hAnsi="Abadi"/>
-        </w:rPr>
-        <w:t xml:space="preserve">outils de recherche en ligne pour la documentation </w:t>
-      </w:r>
-      <w:r>
-        <w:rPr>
-          <w:rFonts w:ascii="Abadi" w:hAnsi="Abadi"/>
-        </w:rPr>
-        <w:t>historique,</w:t>
-      </w:r>
-      <w:r>
-        <w:rPr>
-          <w:rFonts w:ascii="Abadi" w:hAnsi="Abadi"/>
-        </w:rPr>
-        <w:t xml:space="preserve"> dont </w:t>
-      </w:r>
-      <w:r>
-        <w:rPr>
-          <w:rFonts w:ascii="Abadi" w:hAnsi="Abadi"/>
-          <w:u w:val="single"/>
-        </w:rPr>
-        <w:t>Mémorial de la Shoah</w:t>
-      </w:r>
-      <w:r>
-        <w:rPr>
-          <w:rFonts w:ascii="Abadi" w:hAnsi="Abadi"/>
-        </w:rPr>
-        <w:t xml:space="preserve"> ou encore </w:t>
-      </w:r>
-      <w:r>
-        <w:rPr>
-          <w:rFonts w:ascii="Abadi" w:hAnsi="Abadi"/>
-          <w:u w:val="single"/>
-        </w:rPr>
-        <w:t>Lesderniers.org ;</w:t>
-      </w:r>
-      <w:r>
-        <w:rPr>
-          <w:rFonts w:ascii="Abadi" w:hAnsi="Abadi"/>
-        </w:rPr>
-        <w:t xml:space="preserve"> des ressources multimédias (images, contenus visuels). ; </w:t>
-      </w:r>
-      <w:r>
-        <w:rPr>
-          <w:rFonts w:ascii="Abadi" w:hAnsi="Abadi"/>
-        </w:rPr>
-        <w:t xml:space="preserve">des </w:t>
-      </w:r>
-      <w:r>
-        <w:rPr>
-          <w:rFonts w:ascii="Abadi" w:hAnsi="Abadi"/>
-        </w:rPr>
-        <w:t>outils collaboratifs</w:t>
-      </w:r>
-      <w:r>
-        <w:rPr>
-          <w:rFonts w:ascii="Abadi" w:hAnsi="Abadi"/>
-        </w:rPr>
-        <w:t xml:space="preserve"> (“</w:t>
-      </w:r>
-      <w:r>
-        <w:rPr>
-          <w:rFonts w:ascii="Abadi" w:hAnsi="Abadi"/>
-          <w:u w:val="single"/>
-        </w:rPr>
-        <w:t>Drive”)</w:t>
-      </w:r>
-      <w:r>
-        <w:rPr>
-          <w:rFonts w:ascii="Abadi" w:hAnsi="Abadi"/>
-        </w:rPr>
-        <w:t xml:space="preserve"> pour partager les fichiers et organiser le travail en équipe</w:t>
-      </w:r>
-      <w:r>
-        <w:rPr>
-          <w:rFonts w:ascii="Abadi" w:hAnsi="Abadi"/>
-        </w:rPr>
-        <w:t xml:space="preserve"> ; </w:t>
-      </w:r>
-      <w:r>
-        <w:rPr>
-          <w:rFonts w:ascii="Abadi" w:hAnsi="Abadi"/>
-        </w:rPr>
-        <w:t>ainsi que</w:t>
-      </w:r>
-      <w:r>
-        <w:rPr>
-          <w:rFonts w:ascii="Abadi" w:hAnsi="Abadi"/>
-        </w:rPr>
-        <w:t xml:space="preserve"> des outils informatiques expliqués plus bas.</w:t>
-      </w:r>
-      <w:r>
-        <w:rPr>
-          <w:rFonts w:ascii="Abadi" w:hAnsi="Abadi"/>
-        </w:rPr>
-        <w:t xml:space="preserve"> </w:t>
-      </w:r>
-      <w:r>
-        <w:rPr>
-          <w:rFonts w:ascii="Abadi" w:hAnsi="Abadi"/>
-        </w:rPr>
-        <w:t>Ces outils nous ont permis d’apprendre à produire un contenu numérique structuré</w:t>
-      </w:r>
-      <w:r>
-        <w:rPr>
-          <w:rFonts w:ascii="Abadi" w:hAnsi="Abadi"/>
-        </w:rPr>
-        <w:t xml:space="preserve"> et </w:t>
-      </w:r>
-      <w:r>
-        <w:rPr>
-          <w:rFonts w:ascii="Abadi" w:hAnsi="Abadi"/>
-        </w:rPr>
-        <w:t>fiabl</w:t>
-      </w:r>
-      <w:r>
-        <w:rPr>
-          <w:rFonts w:ascii="Abadi" w:hAnsi="Abadi"/>
-        </w:rPr>
-        <w:t>e</w:t>
-      </w:r>
-      <w:r>
-        <w:rPr>
-          <w:rFonts w:ascii="Abadi" w:hAnsi="Abadi"/>
-        </w:rPr>
-        <w:t>.</w:t>
-      </w:r>
-    </w:p>
-    <w:p>
-      <w:pPr>
-        <w:jc w:val="both"/>
-        <w:rPr>
-          <w:rFonts w:ascii="Abadi" w:hAnsi="Abadi"/>
-          <w:i w:val="1"/>
-          <w:iCs w:val="1"/>
-          <w:u w:val="none"/>
-        </w:rPr>
-      </w:pPr>
-      <w:r>
-        <w:rPr>
-          <w:rFonts w:ascii="Abadi" w:hAnsi="Abadi"/>
-          <w:i w:val="1"/>
-          <w:iCs w:val="1"/>
-        </w:rPr>
-        <w:t xml:space="preserve">* L’intelligence artificielle a pu être utilisée pour optimiser l’infrastructure technique. </w:t>
-      </w:r>
-      <w:r>
-        <w:rPr>
-          <w:rFonts w:ascii="Abadi" w:hAnsi="Abadi"/>
-          <w:i w:val="1"/>
-          <w:iCs w:val="1"/>
-          <w:u w:val="single"/>
-        </w:rPr>
-        <w:t xml:space="preserve">Elle n’a en aucun cas été </w:t>
-      </w:r>
-      <w:r>
-        <w:rPr>
-          <w:rFonts w:ascii="Abadi" w:hAnsi="Abadi"/>
-          <w:i w:val="1"/>
-          <w:iCs w:val="1"/>
-          <w:u w:val="single"/>
-        </w:rPr>
-        <w:t xml:space="preserve">utilisée </w:t>
-      </w:r>
-      <w:r>
-        <w:rPr>
-          <w:rFonts w:ascii="Abadi" w:hAnsi="Abadi"/>
-          <w:i w:val="1"/>
-          <w:iCs w:val="1"/>
-          <w:u w:val="single"/>
-        </w:rPr>
-        <w:t xml:space="preserve">ni </w:t>
-      </w:r>
-      <w:r>
-        <w:rPr>
-          <w:rFonts w:ascii="Abadi" w:hAnsi="Abadi"/>
-          <w:i w:val="1"/>
-          <w:iCs w:val="1"/>
-          <w:u w:val="single"/>
-        </w:rPr>
-        <w:t xml:space="preserve">pour la majorité du code, ni pour la recherche de ressources en </w:t>
-      </w:r>
-      <w:r>
-        <w:rPr>
-          <w:rFonts w:ascii="Abadi" w:hAnsi="Abadi"/>
-          <w:i w:val="1"/>
-          <w:iCs w:val="1"/>
-          <w:u w:val="single"/>
-        </w:rPr>
-        <w:t>elle-même</w:t>
-      </w:r>
-      <w:r>
-        <w:rPr>
-          <w:rFonts w:ascii="Abadi" w:hAnsi="Abadi"/>
-          <w:i w:val="1"/>
-          <w:iCs w:val="1"/>
-          <w:u w:val="single"/>
-        </w:rPr>
-        <w:t xml:space="preserve"> </w:t>
-      </w:r>
-      <w:r>
-        <w:rPr>
-          <w:rFonts w:ascii="Abadi" w:hAnsi="Abadi"/>
-          <w:i w:val="1"/>
-          <w:iCs w:val="1"/>
-          <w:u w:val="single"/>
-        </w:rPr>
-        <w:t>ou l’écriture des rapports.</w:t>
-      </w:r>
-    </w:p>
-    <w:p>
-      <w:pPr>
-        <w:jc w:val="both"/>
-        <w:rPr>
-          <w:rFonts w:ascii="Abadi" w:hAnsi="Abadi"/>
-        </w:rPr>
-      </w:pPr>
-    </w:p>
-    <w:p>
-      <w:pPr>
-        <w:rPr>
-          <w:rFonts w:ascii="Abadi" w:hAnsi="Abadi"/>
-          <w:b/>
-          <w:bCs/>
-        </w:rPr>
-      </w:pPr>
-      <w:r>
-        <w:rPr>
-          <w:rFonts w:ascii="Abadi" w:hAnsi="Abadi"/>
-          <w:b/>
-          <w:bCs/>
-        </w:rPr>
-        <w:t>Description technique</w:t>
-      </w:r>
-    </w:p>
-    <w:p>
-      <w:pPr>
-        <w:rPr>
-          <w:rFonts w:ascii="Abadi" w:hAnsi="Abadi" w:eastAsia="Abadi" w:cs="Abadi"/>
-        </w:rPr>
-      </w:pPr>
-      <w:r>
-        <w:rPr>
-          <w:rFonts w:ascii="Abadi" w:hAnsi="Abadi"/>
-        </w:rPr>
-        <w:t>Le site internet a été réalisé à l’aide des compétences en informatique que nous avons pu acquérir en parallèle de nos études.</w:t>
-      </w:r>
-      <w:r>
-        <w:rPr>
-          <w:rFonts w:ascii="Abadi" w:hAnsi="Abadi"/>
-        </w:rPr>
-        <w:t xml:space="preserve"> Le site internet en </w:t>
-      </w:r>
-      <w:r>
-        <w:rPr>
-          <w:rFonts w:ascii="Abadi" w:hAnsi="Abadi"/>
-        </w:rPr>
-        <w:t>lui même</w:t>
-      </w:r>
-      <w:r>
-        <w:rPr>
-          <w:rFonts w:ascii="Abadi" w:hAnsi="Abadi"/>
-        </w:rPr>
-        <w:t xml:space="preserve"> est disponible en source libre et gratuitement via la </w:t>
-      </w:r>
-      <w:r>
-        <w:rPr>
-          <w:rFonts w:ascii="Abadi" w:hAnsi="Abadi"/>
-          <w:u w:val="single"/>
-        </w:rPr>
-        <w:t>license</w:t>
-      </w:r>
-      <w:r>
-        <w:rPr>
-          <w:rFonts w:ascii="Abadi" w:hAnsi="Abadi"/>
-          <w:u w:val="single"/>
-        </w:rPr>
-        <w:t xml:space="preserve"> MIT</w:t>
-      </w:r>
-      <w:r>
-        <w:rPr>
-          <w:rFonts w:ascii="Abadi" w:hAnsi="Abadi"/>
-        </w:rPr>
-        <w:t xml:space="preserve">, permettant à quiconque de le réutiliser, sur la plateforme </w:t>
-      </w:r>
-      <w:r>
-        <w:rPr>
-          <w:rFonts w:ascii="Abadi" w:hAnsi="Abadi"/>
-          <w:u w:val="single"/>
-        </w:rPr>
-        <w:t>GitHub</w:t>
-      </w:r>
-      <w:r>
-        <w:rPr>
-          <w:rFonts w:ascii="Abadi" w:hAnsi="Abadi"/>
-        </w:rPr>
-        <w:t xml:space="preserve">, cette plateforme permet de modifier le code du site internet à distance, elle permet également </w:t>
-      </w:r>
-      <w:r>
-        <w:rPr>
-          <w:rFonts w:ascii="Abadi" w:hAnsi="Abadi"/>
-        </w:rPr>
-        <w:t xml:space="preserve">l’échange avec les </w:t>
-      </w:r>
-      <w:r>
-        <w:rPr>
-          <w:rFonts w:ascii="Abadi" w:hAnsi="Abadi"/>
-        </w:rPr>
-        <w:t>contributeurs</w:t>
-      </w:r>
-      <w:r>
-        <w:rPr>
-          <w:rFonts w:ascii="Abadi" w:hAnsi="Abadi"/>
-        </w:rPr>
-        <w:t xml:space="preserve">. </w:t>
-      </w:r>
-      <w:r>
-        <w:rPr>
-          <w:rFonts w:ascii="Abadi" w:hAnsi="Abadi"/>
-        </w:rPr>
-        <w:t xml:space="preserve">Nous avons </w:t>
-      </w:r>
-      <w:r>
-        <w:rPr>
-          <w:rFonts w:ascii="Abadi" w:hAnsi="Abadi"/>
-        </w:rPr>
-        <w:t xml:space="preserve">choisi </w:t>
-      </w:r>
-      <w:r>
-        <w:rPr>
-          <w:rFonts w:ascii="Abadi" w:hAnsi="Abadi"/>
-        </w:rPr>
-        <w:t xml:space="preserve">la programmation en </w:t>
-      </w:r>
-      <w:r>
-        <w:rPr>
-          <w:rFonts w:ascii="Abadi" w:hAnsi="Abadi"/>
-          <w:u w:val="single"/>
-        </w:rPr>
-        <w:t>NodeJs</w:t>
-      </w:r>
-      <w:r>
-        <w:rPr>
-          <w:rFonts w:ascii="Abadi" w:hAnsi="Abadi"/>
-        </w:rPr>
-        <w:t xml:space="preserve"> avec </w:t>
-      </w:r>
-      <w:r>
-        <w:rPr>
-          <w:rFonts w:ascii="Abadi" w:hAnsi="Abadi"/>
-          <w:u w:val="single"/>
-        </w:rPr>
-        <w:t>Express</w:t>
-      </w:r>
-      <w:r>
-        <w:rPr>
-          <w:rFonts w:ascii="Abadi" w:hAnsi="Abadi"/>
-        </w:rPr>
-        <w:t xml:space="preserve"> qui permette</w:t>
-      </w:r>
-      <w:r>
-        <w:rPr>
-          <w:rFonts w:ascii="Abadi" w:hAnsi="Abadi"/>
-        </w:rPr>
-        <w:t>nt</w:t>
-      </w:r>
-      <w:r>
-        <w:rPr>
-          <w:rFonts w:ascii="Abadi" w:hAnsi="Abadi"/>
-        </w:rPr>
-        <w:t xml:space="preserve"> de gérer le serveur web</w:t>
-      </w:r>
-      <w:r>
-        <w:rPr>
-          <w:rFonts w:ascii="Abadi" w:hAnsi="Abadi"/>
-        </w:rPr>
-        <w:t xml:space="preserve"> et la base de données facilement</w:t>
-      </w:r>
-      <w:r>
-        <w:rPr>
-          <w:rFonts w:ascii="Abadi" w:hAnsi="Abadi"/>
-        </w:rPr>
-        <w:t xml:space="preserve">. Nous avons </w:t>
-      </w:r>
-      <w:r>
-        <w:rPr>
-          <w:rFonts w:ascii="Abadi" w:hAnsi="Abadi"/>
-        </w:rPr>
-        <w:t>opté pour</w:t>
-      </w:r>
-      <w:r>
-        <w:rPr>
-          <w:rFonts w:ascii="Abadi" w:hAnsi="Abadi"/>
-        </w:rPr>
-        <w:t xml:space="preserve"> </w:t>
-      </w:r>
-      <w:r>
-        <w:rPr>
-          <w:rFonts w:ascii="Abadi" w:hAnsi="Abadi"/>
-          <w:u w:val="single"/>
-        </w:rPr>
-        <w:t>TailwindCSS</w:t>
-      </w:r>
-      <w:r>
-        <w:rPr>
-          <w:rFonts w:ascii="Abadi" w:hAnsi="Abadi"/>
-        </w:rPr>
-        <w:t xml:space="preserve"> </w:t>
-      </w:r>
-      <w:r>
-        <w:rPr>
-          <w:rFonts w:ascii="Abadi" w:hAnsi="Abadi"/>
-        </w:rPr>
-        <w:t>afin d’acquérir une</w:t>
-      </w:r>
-      <w:r>
-        <w:rPr>
-          <w:rFonts w:ascii="Abadi" w:hAnsi="Abadi"/>
-        </w:rPr>
-        <w:t xml:space="preserve"> mise en pa</w:t>
-      </w:r>
-      <w:r>
-        <w:rPr>
-          <w:rFonts w:ascii="Abadi" w:hAnsi="Abadi"/>
-        </w:rPr>
-        <w:t>ge simple mais efficace</w:t>
-      </w:r>
-      <w:r>
-        <w:rPr>
-          <w:rFonts w:ascii="Abadi" w:hAnsi="Abadi"/>
-        </w:rPr>
-        <w:t xml:space="preserve"> ainsi que </w:t>
-      </w:r>
-      <w:r>
-        <w:rPr>
-          <w:rFonts w:ascii="Abadi" w:hAnsi="Abadi"/>
-          <w:u w:val="single"/>
-        </w:rPr>
-        <w:t>Vercel</w:t>
-      </w:r>
-      <w:r>
-        <w:rPr>
-          <w:rFonts w:ascii="Abadi" w:hAnsi="Abadi"/>
-        </w:rPr>
-        <w:t xml:space="preserve"> afin d</w:t>
-      </w:r>
-      <w:r>
-        <w:rPr>
-          <w:rFonts w:ascii="Abadi" w:hAnsi="Abadi"/>
-        </w:rPr>
-        <w:t>e déploy</w:t>
-      </w:r>
-      <w:r>
-        <w:rPr>
-          <w:rFonts w:ascii="Abadi" w:hAnsi="Abadi"/>
-        </w:rPr>
-        <w:t xml:space="preserve">er notre serveur </w:t>
-      </w:r>
-      <w:r>
-        <w:rPr>
-          <w:rFonts w:ascii="Abadi" w:hAnsi="Abadi"/>
-        </w:rPr>
-        <w:t xml:space="preserve">web </w:t>
-      </w:r>
-      <w:r>
-        <w:rPr>
-          <w:rFonts w:ascii="Abadi" w:hAnsi="Abadi"/>
-        </w:rPr>
-        <w:t xml:space="preserve">efficacement. Nous avons finalement </w:t>
-      </w:r>
-      <w:r>
-        <w:rPr>
-          <w:rFonts w:ascii="Abadi" w:hAnsi="Abadi"/>
-        </w:rPr>
-        <w:t>acqu</w:t>
-      </w:r>
-      <w:r>
-        <w:rPr>
-          <w:rFonts w:ascii="Abadi" w:hAnsi="Abadi"/>
-        </w:rPr>
-        <w:t>is</w:t>
-      </w:r>
-      <w:r>
-        <w:rPr>
-          <w:rFonts w:ascii="Abadi" w:hAnsi="Abadi"/>
-        </w:rPr>
-        <w:t xml:space="preserve"> </w:t>
-      </w:r>
-      <w:r>
-        <w:rPr>
-          <w:rFonts w:ascii="Abadi" w:hAnsi="Abadi"/>
-        </w:rPr>
-        <w:t xml:space="preserve">un domaine grâce à </w:t>
-      </w:r>
-      <w:r>
-        <w:rPr>
-          <w:rFonts w:ascii="Abadi" w:hAnsi="Abadi"/>
-          <w:u w:val="single"/>
-        </w:rPr>
-        <w:t>OVHCloud</w:t>
-      </w:r>
-      <w:r>
-        <w:rPr>
-          <w:rFonts w:ascii="Abadi" w:hAnsi="Abadi"/>
-          <w:u w:val="single"/>
-        </w:rPr>
-        <w:t>,</w:t>
-      </w:r>
-      <w:r>
-        <w:rPr>
-          <w:rFonts w:ascii="Abadi" w:hAnsi="Abadi"/>
-          <w:u w:val="none"/>
-        </w:rPr>
-        <w:t xml:space="preserve"> </w:t>
-      </w:r>
-      <w:r>
-        <w:rPr>
-          <w:rFonts w:ascii="Abadi" w:hAnsi="Abadi"/>
-        </w:rPr>
-        <w:t>permet</w:t>
-      </w:r>
-      <w:r>
-        <w:rPr>
-          <w:rFonts w:ascii="Abadi" w:hAnsi="Abadi"/>
-        </w:rPr>
-        <w:t>tant</w:t>
-      </w:r>
-      <w:r>
-        <w:rPr>
-          <w:rFonts w:ascii="Abadi" w:hAnsi="Abadi"/>
-        </w:rPr>
-        <w:t xml:space="preserve"> à n’importe qui de retrouver le site internet facilement. </w:t>
-      </w:r>
-      <w:r>
-        <w:rPr>
-          <w:rFonts w:ascii="Abadi" w:hAnsi="Abadi" w:eastAsia="Abadi" w:cs="Abadi"/>
-        </w:rPr>
-        <w:t xml:space="preserve">Nous avons adopté le style </w:t>
-      </w:r>
-      <w:r>
-        <w:rPr>
-          <w:rFonts w:ascii="Abadi" w:hAnsi="Abadi" w:eastAsia="Abadi" w:cs="Abadi"/>
-          <w:u w:val="single"/>
-        </w:rPr>
-        <w:t>Glassmorphism</w:t>
-      </w:r>
-      <w:r>
-        <w:rPr>
-          <w:rFonts w:ascii="Abadi" w:hAnsi="Abadi" w:eastAsia="Abadi" w:cs="Abadi"/>
-        </w:rPr>
-        <w:t>, une tendance design qui allie esthétisme et clarté de lecture pour tous les écrans.</w:t>
-      </w:r>
-      <w:r>
-        <w:rPr>
-          <w:rFonts w:ascii="Abadi" w:hAnsi="Abadi" w:eastAsia="Abadi" w:cs="Abadi"/>
-        </w:rPr>
-        <w:t xml:space="preserve"> Une description plus détaillée est disponible sur le dépôt </w:t>
-      </w:r>
-      <w:r>
-        <w:rPr>
-          <w:rFonts w:ascii="Abadi" w:hAnsi="Abadi" w:eastAsia="Abadi" w:cs="Abadi"/>
-          <w:u w:val="single"/>
-        </w:rPr>
-        <w:t>GitHub</w:t>
-      </w:r>
-      <w:r>
-        <w:rPr>
-          <w:rFonts w:ascii="Abadi" w:hAnsi="Abadi" w:eastAsia="Abadi" w:cs="Abadi"/>
-        </w:rPr>
-        <w:t>.</w:t>
-      </w:r>
-    </w:p>
-    <w:p>
-      <w:pPr>
-        <w:rPr>
-          <w:rFonts w:ascii="Abadi" w:hAnsi="Abadi" w:eastAsia="Abadi" w:cs="Abadi"/>
-        </w:rPr>
-      </w:pPr>
-      <w:r>
-        <w:rPr>
-          <w:rFonts w:ascii="Abadi" w:hAnsi="Abadi" w:eastAsia="Abadi" w:cs="Abadi"/>
-        </w:rPr>
-        <w:t xml:space="preserve">Dépôt GitHub : </w:t>
-      </w:r>
-      <w:hyperlink r:id="rId5">
-        <w:r>
-          <w:rPr>
-            <w:rStyle w:val="Lienhypertexte"/>
-            <w:rFonts w:ascii="Abadi" w:hAnsi="Abadi" w:eastAsia="Abadi" w:cs="Abadi"/>
-          </w:rPr>
-          <w:t>https://github.com/vivesvoix/vivesvoix</w:t>
-        </w:r>
-      </w:hyperlink>
-    </w:p>
-    <w:p>
-      <w:pPr>
-        <w:rPr>
-          <w:rFonts w:ascii="Abadi" w:hAnsi="Abadi" w:eastAsia="Abadi" w:cs="Abadi"/>
-        </w:rPr>
-      </w:pPr>
-      <w:r>
-        <w:rPr>
-          <w:rFonts w:ascii="Abadi" w:hAnsi="Abadi" w:eastAsia="Abadi" w:cs="Abadi"/>
-        </w:rPr>
-        <w:t xml:space="preserve">Nom de domaine : </w:t>
-      </w:r>
-      <w:hyperlink r:id="Re53766e452294658">
-        <w:r>
-          <w:rPr>
-            <w:rStyle w:val="Lienhypertexte"/>
-            <w:rFonts w:ascii="Abadi" w:hAnsi="Abadi" w:eastAsia="Abadi" w:cs="Abadi"/>
-          </w:rPr>
-          <w:t>https://vivesvoix.fr/</w:t>
-        </w:r>
-      </w:hyperlink>
-    </w:p>
-    <w:p>
-      <w:pPr>
-        <w:rPr>
-          <w:rFonts w:ascii="Abadi" w:hAnsi="Abadi"/>
-        </w:rPr>
-      </w:pPr>
-      <w:r>
-        <w:rPr>
-          <w:rFonts w:ascii="Abadi" w:hAnsi="Abadi"/>
-          <w:b/>
-          <w:bCs/>
-        </w:rPr>
-        <w:t>Compétences acquises</w:t>
-      </w:r>
-    </w:p>
-    <w:p>
-      <w:pPr>
-        <w:rPr>
-          <w:rFonts w:ascii="Abadi" w:hAnsi="Abadi"/>
-        </w:rPr>
-      </w:pPr>
-      <w:r>
-        <w:rPr>
-          <w:rFonts w:ascii="Abadi" w:hAnsi="Abadi"/>
-        </w:rPr>
-        <w:t>Ce projet nous a permis de développer plusieurs compétences importantes :</w:t>
       </w:r>
     </w:p>
     <w:p>
@@ -1290,57 +425,8 @@
       <w:r>
         <w:rPr>
           <w:rFonts w:ascii="Abadi" w:hAnsi="Abadi"/>
-          <w:b/>
-          <w:bCs/>
-        </w:rPr>
-        <w:t>Des c</w:t>
-      </w:r>
-      <w:r>
-        <w:rPr>
-          <w:rFonts w:ascii="Abadi" w:hAnsi="Abadi"/>
-          <w:b/>
-          <w:bCs/>
-        </w:rPr>
-        <w:t>ompétences historiques</w:t>
-      </w:r>
-    </w:p>
-    <w:p>
-      <w:pPr>
-        <w:rPr>
-          <w:rFonts w:ascii="Abadi" w:hAnsi="Abadi"/>
-        </w:rPr>
-      </w:pPr>
-      <w:r>
-        <w:rPr>
-          <w:rFonts w:ascii="Abadi" w:hAnsi="Abadi"/>
-        </w:rPr>
-        <w:t>• comprendre et analyser un événement historique complexe ;</w:t>
-      </w:r>
-    </w:p>
-    <w:p>
-      <w:pPr>
-        <w:rPr>
-          <w:rFonts w:ascii="Abadi" w:hAnsi="Abadi"/>
-        </w:rPr>
-      </w:pPr>
-      <w:r>
-        <w:rPr>
-          <w:rFonts w:ascii="Abadi" w:hAnsi="Abadi"/>
-        </w:rPr>
-        <w:t>• croiser différentes sources d’information ;</w:t>
-      </w:r>
-    </w:p>
-    <w:p>
-      <w:pPr>
-        <w:rPr>
-          <w:rFonts w:ascii="Abadi" w:hAnsi="Abadi"/>
-        </w:rPr>
-      </w:pPr>
-      <w:r>
-        <w:rPr>
-          <w:rFonts w:ascii="Abadi" w:hAnsi="Abadi"/>
-        </w:rPr>
-        <w:t>• distinguer faits historiques et interprétations.</w:t>
+        </w:rPr>
+        <w:t>Recherche documentaire : Nous avons consulté des sources historiques fiables : témoignages, archives, articles historiques et documents pédagogiques.</w:t>
       </w:r>
     </w:p>
     <w:p>
@@ -1357,62 +443,14 @@
       <w:r>
         <w:rPr>
           <w:rFonts w:ascii="Abadi" w:hAnsi="Abadi"/>
-          <w:b/>
-          <w:bCs/>
-        </w:rPr>
-        <w:t>Des c</w:t>
-      </w:r>
-      <w:r>
-        <w:rPr>
-          <w:rFonts w:ascii="Abadi" w:hAnsi="Abadi"/>
-          <w:b/>
-          <w:bCs/>
-        </w:rPr>
-        <w:t>ompétences numériques</w:t>
-      </w:r>
-    </w:p>
-    <w:p>
-      <w:pPr>
-        <w:rPr>
-          <w:rFonts w:ascii="Abadi" w:hAnsi="Abadi"/>
-        </w:rPr>
-      </w:pPr>
-      <w:r>
-        <w:rPr>
-          <w:rFonts w:ascii="Abadi" w:hAnsi="Abadi"/>
-        </w:rPr>
-        <w:t>• concevoir et organiser un site internet</w:t>
-      </w:r>
-      <w:r>
-        <w:rPr>
-          <w:rFonts w:ascii="Abadi" w:hAnsi="Abadi"/>
-        </w:rPr>
-        <w:t xml:space="preserve"> public</w:t>
-      </w:r>
-      <w:r>
-        <w:rPr>
-          <w:rFonts w:ascii="Abadi" w:hAnsi="Abadi"/>
-        </w:rPr>
-        <w:t xml:space="preserve"> ;</w:t>
-      </w:r>
-    </w:p>
-    <w:p>
-      <w:pPr>
-        <w:rPr>
-          <w:rFonts w:ascii="Abadi" w:hAnsi="Abadi"/>
-        </w:rPr>
-      </w:pPr>
-      <w:r>
-        <w:rPr>
-          <w:rFonts w:ascii="Abadi" w:hAnsi="Abadi"/>
-        </w:rPr>
-        <w:t>• utiliser des outils numériques de manière responsable</w:t>
-      </w:r>
-      <w:r>
-        <w:rPr>
-          <w:rFonts w:ascii="Abadi" w:hAnsi="Abadi"/>
-        </w:rPr>
-        <w:t xml:space="preserve"> en permettant la contribution du public et un code libre</w:t>
+        </w:rPr>
+        <w:t>Sélection et analyse des témoignages : Nous avons choisis plusieurs récits de survivants afin de montrer différents parcours et différentes expériences</w:t>
+      </w:r>
+      <w:r>
+        <w:rPr>
+          <w:rFonts w:ascii="Abadi" w:hAnsi="Abadi"/>
+        </w:rPr>
+        <w:t xml:space="preserve"> avec des témoignages ou des livres</w:t>
       </w:r>
       <w:r>
         <w:rPr>
@@ -1435,69 +473,20 @@
       <w:r>
         <w:rPr>
           <w:rFonts w:ascii="Abadi" w:hAnsi="Abadi"/>
-          <w:b/>
-          <w:bCs/>
-        </w:rPr>
-        <w:t>Des c</w:t>
-      </w:r>
-      <w:r>
-        <w:rPr>
-          <w:rFonts w:ascii="Abadi" w:hAnsi="Abadi"/>
-          <w:b/>
-          <w:bCs/>
-        </w:rPr>
-        <w:t>ompétences méthodologiques</w:t>
-      </w:r>
-    </w:p>
-    <w:p>
-      <w:pPr>
-        <w:rPr>
-          <w:rFonts w:ascii="Abadi" w:hAnsi="Abadi"/>
-        </w:rPr>
-      </w:pPr>
-      <w:r>
-        <w:rPr>
-          <w:rFonts w:ascii="Abadi" w:hAnsi="Abadi"/>
-        </w:rPr>
-        <w:t>• travailler en groupe et répartir les tâches ;</w:t>
-      </w:r>
-    </w:p>
-    <w:p>
-      <w:pPr>
-        <w:rPr>
-          <w:rFonts w:ascii="Abadi" w:hAnsi="Abadi"/>
-        </w:rPr>
-      </w:pPr>
-      <w:r>
-        <w:rPr>
-          <w:rFonts w:ascii="Abadi" w:hAnsi="Abadi"/>
-        </w:rPr>
-        <w:t>• gérer un projet sur plusieurs étapes ;</w:t>
-      </w:r>
-    </w:p>
-    <w:p>
-      <w:pPr>
-        <w:rPr>
-          <w:rFonts w:ascii="Abadi" w:hAnsi="Abadi"/>
-        </w:rPr>
-      </w:pPr>
-      <w:r>
-        <w:rPr>
-          <w:rFonts w:ascii="Abadi" w:hAnsi="Abadi"/>
-        </w:rPr>
-        <w:t>• respecter des délais</w:t>
-      </w:r>
-      <w:r>
-        <w:rPr>
-          <w:rFonts w:ascii="Abadi" w:hAnsi="Abadi"/>
-        </w:rPr>
-        <w:t xml:space="preserve"> de séance</w:t>
-      </w:r>
-      <w:r>
-        <w:rPr>
-          <w:rFonts w:ascii="Abadi" w:hAnsi="Abadi"/>
-        </w:rPr>
-        <w:t>.</w:t>
+        </w:rPr>
+        <w:t xml:space="preserve">Organisation des contenus : Le groupe a </w:t>
+      </w:r>
+      <w:r>
+        <w:rPr>
+          <w:rFonts w:ascii="Abadi" w:hAnsi="Abadi"/>
+        </w:rPr>
+        <w:t>structuré</w:t>
+      </w:r>
+      <w:r>
+        <w:rPr>
+          <w:rFonts w:ascii="Abadi" w:hAnsi="Abadi"/>
+        </w:rPr>
+        <w:t xml:space="preserve"> les informations en plusieurs rubriques pour rendre la compréhension claire et progressive pour les visiteurs.</w:t>
       </w:r>
     </w:p>
     <w:p>
@@ -1514,108 +503,1110 @@
       <w:r>
         <w:rPr>
           <w:rFonts w:ascii="Abadi" w:hAnsi="Abadi"/>
+        </w:rPr>
+        <w:t xml:space="preserve">Création du site </w:t>
+      </w:r>
+      <w:r>
+        <w:rPr>
+          <w:rFonts w:ascii="Abadi" w:hAnsi="Abadi"/>
+        </w:rPr>
+        <w:t>internet</w:t>
+      </w:r>
+      <w:r>
+        <w:rPr>
+          <w:rFonts w:ascii="Abadi" w:hAnsi="Abadi"/>
+        </w:rPr>
+        <w:t xml:space="preserve"> : Nous avons </w:t>
+      </w:r>
+      <w:r>
+        <w:rPr>
+          <w:rFonts w:ascii="Abadi" w:hAnsi="Abadi"/>
+        </w:rPr>
+        <w:t>conçu</w:t>
+      </w:r>
+      <w:r>
+        <w:rPr>
+          <w:rFonts w:ascii="Abadi" w:hAnsi="Abadi"/>
+        </w:rPr>
+        <w:t xml:space="preserve"> un site</w:t>
+      </w:r>
+      <w:r>
+        <w:rPr>
+          <w:rFonts w:ascii="Abadi" w:hAnsi="Abadi"/>
+        </w:rPr>
+        <w:t xml:space="preserve"> à l’aide de nos compétences</w:t>
+      </w:r>
+      <w:r>
+        <w:rPr>
+          <w:rFonts w:ascii="Abadi" w:hAnsi="Abadi"/>
+        </w:rPr>
+        <w:t xml:space="preserve"> permettant de présenter nos recherches de manière interactive</w:t>
+      </w:r>
+      <w:r>
+        <w:rPr>
+          <w:rFonts w:ascii="Abadi" w:hAnsi="Abadi"/>
+        </w:rPr>
+        <w:t xml:space="preserve">, </w:t>
+      </w:r>
+      <w:r>
+        <w:rPr>
+          <w:rFonts w:ascii="Abadi" w:hAnsi="Abadi"/>
+        </w:rPr>
+        <w:t>accessible</w:t>
+      </w:r>
+      <w:r>
+        <w:rPr>
+          <w:rFonts w:ascii="Abadi" w:hAnsi="Abadi"/>
+        </w:rPr>
+        <w:t xml:space="preserve"> mais surtout collaborative</w:t>
+      </w:r>
+      <w:r>
+        <w:rPr>
+          <w:rFonts w:ascii="Abadi" w:hAnsi="Abadi"/>
+        </w:rPr>
+        <w:t>.</w:t>
+      </w:r>
+    </w:p>
+    <w:p>
+      <w:pPr>
+        <w:rPr>
+          <w:rFonts w:ascii="Abadi" w:hAnsi="Abadi"/>
+        </w:rPr>
+      </w:pPr>
+    </w:p>
+    <w:p>
+      <w:pPr>
+        <w:rPr>
+          <w:rFonts w:ascii="Abadi" w:hAnsi="Abadi"/>
           <w:b/>
           <w:bCs/>
         </w:rPr>
-        <w:t>Des c</w:t>
-      </w:r>
+      </w:pPr>
       <w:r>
         <w:rPr>
           <w:rFonts w:ascii="Abadi" w:hAnsi="Abadi"/>
           <w:b/>
           <w:bCs/>
         </w:rPr>
-        <w:t>ompétences personnelles et sociales</w:t>
-      </w:r>
-    </w:p>
-    <w:p>
-      <w:pPr>
-        <w:rPr>
-          <w:rFonts w:ascii="Abadi" w:hAnsi="Abadi"/>
-        </w:rPr>
-      </w:pPr>
-      <w:r>
-        <w:rPr>
-          <w:rFonts w:ascii="Abadi" w:hAnsi="Abadi"/>
-        </w:rPr>
-        <w:t>• écouter les idées des autres</w:t>
-      </w:r>
-      <w:r>
-        <w:rPr>
-          <w:rFonts w:ascii="Abadi" w:hAnsi="Abadi"/>
-        </w:rPr>
-        <w:t xml:space="preserve"> et les adopter</w:t>
-      </w:r>
-      <w:r>
-        <w:rPr>
-          <w:rFonts w:ascii="Abadi" w:hAnsi="Abadi"/>
-        </w:rPr>
-        <w:t xml:space="preserve"> ;</w:t>
-      </w:r>
-    </w:p>
-    <w:p>
-      <w:pPr>
-        <w:rPr>
-          <w:rFonts w:ascii="Abadi" w:hAnsi="Abadi"/>
-        </w:rPr>
-      </w:pPr>
-      <w:r>
-        <w:rPr>
-          <w:rFonts w:ascii="Abadi" w:hAnsi="Abadi"/>
-        </w:rPr>
-        <w:t>• argumenter et expliquer ses choix</w:t>
-      </w:r>
-      <w:r>
-        <w:rPr>
-          <w:rFonts w:ascii="Abadi" w:hAnsi="Abadi"/>
-        </w:rPr>
-        <w:t>, faire des choix</w:t>
-      </w:r>
-      <w:r>
-        <w:rPr>
-          <w:rFonts w:ascii="Abadi" w:hAnsi="Abadi"/>
-        </w:rPr>
-        <w:t xml:space="preserve"> ;</w:t>
-      </w:r>
-    </w:p>
-    <w:p>
-      <w:pPr>
-        <w:rPr>
-          <w:rFonts w:ascii="Abadi" w:hAnsi="Abadi"/>
-        </w:rPr>
-      </w:pPr>
-      <w:r>
-        <w:rPr>
-          <w:rFonts w:ascii="Abadi" w:hAnsi="Abadi"/>
-        </w:rPr>
-        <w:t>• développer l’esprit critique et la sensibilité mémorielle.</w:t>
-      </w:r>
-    </w:p>
-    <w:p>
-      <w:pPr>
-        <w:rPr>
-          <w:rFonts w:ascii="Abadi" w:hAnsi="Abadi"/>
-        </w:rPr>
-      </w:pPr>
-    </w:p>
-    <w:p>
-      <w:pPr>
-        <w:rPr>
-          <w:rFonts w:ascii="Abadi" w:hAnsi="Abadi"/>
-        </w:rPr>
-      </w:pPr>
-      <w:r>
+        <w:t>Outils utilisés</w:t>
+      </w:r>
+    </w:p>
+    <w:p>
+      <w:pPr>
+        <w:jc w:val="both"/>
+        <w:rPr>
+          <w:rFonts w:ascii="Abadi" w:hAnsi="Abadi"/>
+        </w:rPr>
+      </w:pPr>
+      <w:r>
+        <w:rPr>
+          <w:rFonts w:ascii="Abadi" w:hAnsi="Abadi"/>
+        </w:rPr>
+        <w:t xml:space="preserve">Pour réaliser ce projet, nous avons utilisé différents outils : </w:t>
+      </w:r>
+      <w:r>
+        <w:rPr>
+          <w:rFonts w:ascii="Abadi" w:hAnsi="Abadi"/>
+        </w:rPr>
+        <w:t xml:space="preserve">des </w:t>
+      </w:r>
+      <w:r>
+        <w:rPr>
+          <w:rFonts w:ascii="Abadi" w:hAnsi="Abadi"/>
+        </w:rPr>
+        <w:t xml:space="preserve">outils de recherche en ligne pour la documentation </w:t>
+      </w:r>
+      <w:r>
+        <w:rPr>
+          <w:rFonts w:ascii="Abadi" w:hAnsi="Abadi"/>
+        </w:rPr>
+        <w:t>historique,</w:t>
+      </w:r>
+      <w:r>
+        <w:rPr>
+          <w:rFonts w:ascii="Abadi" w:hAnsi="Abadi"/>
+        </w:rPr>
+        <w:t xml:space="preserve"> dont </w:t>
+      </w:r>
+      <w:r>
+        <w:rPr>
+          <w:rFonts w:ascii="Abadi" w:hAnsi="Abadi"/>
+          <w:u w:val="single"/>
+        </w:rPr>
+        <w:t>Mémorial de la Shoah</w:t>
+      </w:r>
+      <w:r>
+        <w:rPr>
+          <w:rFonts w:ascii="Abadi" w:hAnsi="Abadi"/>
+        </w:rPr>
+        <w:t xml:space="preserve"> ou encore </w:t>
+      </w:r>
+      <w:r>
+        <w:rPr>
+          <w:rFonts w:ascii="Abadi" w:hAnsi="Abadi"/>
+          <w:u w:val="single"/>
+        </w:rPr>
+        <w:t>Lesderniers.org ;</w:t>
+      </w:r>
+      <w:r>
+        <w:rPr>
+          <w:rFonts w:ascii="Abadi" w:hAnsi="Abadi"/>
+        </w:rPr>
+        <w:t xml:space="preserve"> des ressources multimédias (images, contenus visuels). ; </w:t>
+      </w:r>
+      <w:r>
+        <w:rPr>
+          <w:rFonts w:ascii="Abadi" w:hAnsi="Abadi"/>
+        </w:rPr>
+        <w:t xml:space="preserve">des </w:t>
+      </w:r>
+      <w:r>
+        <w:rPr>
+          <w:rFonts w:ascii="Abadi" w:hAnsi="Abadi"/>
+        </w:rPr>
+        <w:t>outils collaboratifs</w:t>
+      </w:r>
+      <w:r>
+        <w:rPr>
+          <w:rFonts w:ascii="Abadi" w:hAnsi="Abadi"/>
+        </w:rPr>
+        <w:t xml:space="preserve"> (“</w:t>
+      </w:r>
+      <w:r>
+        <w:rPr>
+          <w:rFonts w:ascii="Abadi" w:hAnsi="Abadi"/>
+          <w:u w:val="single"/>
+        </w:rPr>
+        <w:t>Drive”)</w:t>
+      </w:r>
+      <w:r>
+        <w:rPr>
+          <w:rFonts w:ascii="Abadi" w:hAnsi="Abadi"/>
+        </w:rPr>
+        <w:t xml:space="preserve"> pour partager les fichiers et organiser le travail en équipe</w:t>
+      </w:r>
+      <w:r>
+        <w:rPr>
+          <w:rFonts w:ascii="Abadi" w:hAnsi="Abadi"/>
+        </w:rPr>
+        <w:t xml:space="preserve"> ; </w:t>
+      </w:r>
+      <w:r>
+        <w:rPr>
+          <w:rFonts w:ascii="Abadi" w:hAnsi="Abadi"/>
+        </w:rPr>
+        <w:t>ainsi que</w:t>
+      </w:r>
+      <w:r>
+        <w:rPr>
+          <w:rFonts w:ascii="Abadi" w:hAnsi="Abadi"/>
+        </w:rPr>
+        <w:t xml:space="preserve"> des outils informatiques expliqués plus bas.</w:t>
+      </w:r>
+      <w:r>
+        <w:rPr>
+          <w:rFonts w:ascii="Abadi" w:hAnsi="Abadi"/>
+        </w:rPr>
+        <w:t xml:space="preserve"> </w:t>
+      </w:r>
+      <w:r>
+        <w:rPr>
+          <w:rFonts w:ascii="Abadi" w:hAnsi="Abadi"/>
+        </w:rPr>
+        <w:t>Ces outils nous ont permis d’apprendre à produire un contenu numérique structuré</w:t>
+      </w:r>
+      <w:r>
+        <w:rPr>
+          <w:rFonts w:ascii="Abadi" w:hAnsi="Abadi"/>
+        </w:rPr>
+        <w:t xml:space="preserve"> et </w:t>
+      </w:r>
+      <w:r>
+        <w:rPr>
+          <w:rFonts w:ascii="Abadi" w:hAnsi="Abadi"/>
+        </w:rPr>
+        <w:t>fiabl</w:t>
+      </w:r>
+      <w:r>
+        <w:rPr>
+          <w:rFonts w:ascii="Abadi" w:hAnsi="Abadi"/>
+        </w:rPr>
+        <w:t>e</w:t>
+      </w:r>
+      <w:r>
+        <w:rPr>
+          <w:rFonts w:ascii="Abadi" w:hAnsi="Abadi"/>
+        </w:rPr>
+        <w:t>.</w:t>
+      </w:r>
+    </w:p>
+    <w:p>
+      <w:pPr>
+        <w:jc w:val="both"/>
+        <w:rPr>
+          <w:rFonts w:ascii="Abadi" w:hAnsi="Abadi"/>
+          <w:i/>
+          <w:iCs/>
+        </w:rPr>
+      </w:pPr>
+      <w:r>
+        <w:rPr>
+          <w:rFonts w:ascii="Abadi" w:hAnsi="Abadi"/>
+          <w:i/>
+          <w:iCs/>
+        </w:rPr>
+        <w:t xml:space="preserve">L’intelligence artificielle a pu être utilisée pour optimiser l’infrastructure technique. </w:t>
+      </w:r>
+      <w:r>
+        <w:rPr>
+          <w:rFonts w:ascii="Abadi" w:hAnsi="Abadi"/>
+          <w:i/>
+          <w:iCs/>
+          <w:u w:val="single"/>
+        </w:rPr>
+        <w:t xml:space="preserve">Elle n’a en aucun cas été </w:t>
+      </w:r>
+      <w:r>
+        <w:rPr>
+          <w:rFonts w:ascii="Abadi" w:hAnsi="Abadi"/>
+          <w:i/>
+          <w:iCs/>
+          <w:u w:val="single"/>
+        </w:rPr>
+        <w:t xml:space="preserve">utilisée </w:t>
+      </w:r>
+      <w:r>
+        <w:rPr>
+          <w:rFonts w:ascii="Abadi" w:hAnsi="Abadi"/>
+          <w:i/>
+          <w:iCs/>
+          <w:u w:val="single"/>
+        </w:rPr>
+        <w:t xml:space="preserve">ni </w:t>
+      </w:r>
+      <w:r>
+        <w:rPr>
+          <w:rFonts w:ascii="Abadi" w:hAnsi="Abadi"/>
+          <w:i/>
+          <w:iCs/>
+          <w:u w:val="single"/>
+        </w:rPr>
+        <w:t xml:space="preserve">pour la majorité du code, ni pour la recherche de ressources en </w:t>
+      </w:r>
+      <w:r>
+        <w:rPr>
+          <w:rFonts w:ascii="Abadi" w:hAnsi="Abadi"/>
+          <w:i/>
+          <w:iCs/>
+          <w:u w:val="single"/>
+        </w:rPr>
+        <w:t>elle-même</w:t>
+      </w:r>
+      <w:r>
+        <w:rPr>
+          <w:rFonts w:ascii="Abadi" w:hAnsi="Abadi"/>
+          <w:i/>
+          <w:iCs/>
+          <w:u w:val="single"/>
+        </w:rPr>
+        <w:t xml:space="preserve"> </w:t>
+      </w:r>
+      <w:r>
+        <w:rPr>
+          <w:rFonts w:ascii="Abadi" w:hAnsi="Abadi"/>
+          <w:i/>
+          <w:iCs/>
+          <w:u w:val="single"/>
+        </w:rPr>
+        <w:t>ou l’écriture des rapports.</w:t>
+      </w:r>
+    </w:p>
+    <w:p>
+      <w:pPr>
+        <w:jc w:val="both"/>
+        <w:rPr>
+          <w:rFonts w:ascii="Abadi" w:hAnsi="Abadi"/>
+        </w:rPr>
+      </w:pPr>
+    </w:p>
+    <w:p>
+      <w:pPr>
         <w:rPr>
           <w:rFonts w:ascii="Abadi" w:hAnsi="Abadi"/>
           <w:b/>
           <w:bCs/>
         </w:rPr>
+      </w:pPr>
+      <w:r>
+        <w:rPr>
+          <w:rFonts w:ascii="Abadi" w:hAnsi="Abadi"/>
+          <w:b/>
+          <w:bCs/>
+        </w:rPr>
+        <w:t>Description technique</w:t>
+      </w:r>
+    </w:p>
+    <w:p>
+      <w:pPr>
+        <w:jc w:val="both"/>
+        <w:rPr>
+          <w:rFonts w:ascii="Abadi" w:eastAsia="Abadi" w:hAnsi="Abadi" w:cs="Abadi"/>
+        </w:rPr>
+      </w:pPr>
+      <w:r>
+        <w:rPr>
+          <w:rFonts w:ascii="Abadi" w:hAnsi="Abadi"/>
+        </w:rPr>
+        <w:t xml:space="preserve">Le site internet a été réalisé à l’aide des compétences en informatique que nous avons pu </w:t>
+      </w:r>
+      <w:proofErr w:type="gramStart"/>
+      <w:r>
+        <w:rPr>
+          <w:rFonts w:ascii="Abadi" w:hAnsi="Abadi"/>
+        </w:rPr>
+        <w:t>acquérir</w:t>
+      </w:r>
+      <w:proofErr w:type="gramEnd"/>
+      <w:r>
+        <w:rPr>
+          <w:rFonts w:ascii="Abadi" w:hAnsi="Abadi"/>
+        </w:rPr>
+        <w:t xml:space="preserve"> en parallèle de nos études.</w:t>
+      </w:r>
+      <w:r>
+        <w:rPr>
+          <w:rFonts w:ascii="Abadi" w:hAnsi="Abadi"/>
+        </w:rPr>
+        <w:t xml:space="preserve"> Le site internet en lui même est disponible en source libre et gratuitement via la </w:t>
+      </w:r>
+      <w:r>
+        <w:rPr>
+          <w:rFonts w:ascii="Abadi" w:hAnsi="Abadi"/>
+          <w:u w:val="single"/>
+        </w:rPr>
+        <w:t>license MIT</w:t>
+      </w:r>
+      <w:r>
+        <w:rPr>
+          <w:rFonts w:ascii="Abadi" w:hAnsi="Abadi"/>
+        </w:rPr>
+        <w:t xml:space="preserve">, permettant à quiconque de le réutiliser, sur la plateforme </w:t>
+      </w:r>
+      <w:r>
+        <w:rPr>
+          <w:rFonts w:ascii="Abadi" w:hAnsi="Abadi"/>
+          <w:u w:val="single"/>
+        </w:rPr>
+        <w:t>GitHub</w:t>
+      </w:r>
+      <w:r>
+        <w:rPr>
+          <w:rFonts w:ascii="Abadi" w:hAnsi="Abadi"/>
+        </w:rPr>
+        <w:t xml:space="preserve">, cette plateforme permet de modifier le code du site internet à distance, elle permet également </w:t>
+      </w:r>
+      <w:r>
+        <w:rPr>
+          <w:rFonts w:ascii="Abadi" w:hAnsi="Abadi"/>
+        </w:rPr>
+        <w:t xml:space="preserve">l’échange avec les </w:t>
+      </w:r>
+      <w:r>
+        <w:rPr>
+          <w:rFonts w:ascii="Abadi" w:hAnsi="Abadi"/>
+        </w:rPr>
+        <w:t>contributeurs</w:t>
+      </w:r>
+      <w:r>
+        <w:rPr>
+          <w:rFonts w:ascii="Abadi" w:hAnsi="Abadi"/>
+        </w:rPr>
+        <w:t xml:space="preserve">. </w:t>
+      </w:r>
+      <w:r>
+        <w:rPr>
+          <w:rFonts w:ascii="Abadi" w:hAnsi="Abadi"/>
+        </w:rPr>
+        <w:t xml:space="preserve">Nous avons </w:t>
+      </w:r>
+      <w:r>
+        <w:rPr>
+          <w:rFonts w:ascii="Abadi" w:hAnsi="Abadi"/>
+        </w:rPr>
+        <w:t xml:space="preserve">choisi </w:t>
+      </w:r>
+      <w:r>
+        <w:rPr>
+          <w:rFonts w:ascii="Abadi" w:hAnsi="Abadi"/>
+        </w:rPr>
+        <w:t xml:space="preserve">la programmation en </w:t>
+      </w:r>
+      <w:r>
+        <w:rPr>
+          <w:rFonts w:ascii="Abadi" w:hAnsi="Abadi"/>
+          <w:u w:val="single"/>
+        </w:rPr>
+        <w:t>NodeJs</w:t>
+      </w:r>
+      <w:r>
+        <w:rPr>
+          <w:rFonts w:ascii="Abadi" w:hAnsi="Abadi"/>
+        </w:rPr>
+        <w:t xml:space="preserve"> avec </w:t>
+      </w:r>
+      <w:r>
+        <w:rPr>
+          <w:rFonts w:ascii="Abadi" w:hAnsi="Abadi"/>
+          <w:u w:val="single"/>
+        </w:rPr>
+        <w:t>Express</w:t>
+      </w:r>
+      <w:r>
+        <w:rPr>
+          <w:rFonts w:ascii="Abadi" w:hAnsi="Abadi"/>
+        </w:rPr>
+        <w:t xml:space="preserve"> qui permette</w:t>
+      </w:r>
+      <w:r>
+        <w:rPr>
+          <w:rFonts w:ascii="Abadi" w:hAnsi="Abadi"/>
+        </w:rPr>
+        <w:t>nt</w:t>
+      </w:r>
+      <w:r>
+        <w:rPr>
+          <w:rFonts w:ascii="Abadi" w:hAnsi="Abadi"/>
+        </w:rPr>
+        <w:t xml:space="preserve"> de gérer le serveur web</w:t>
+      </w:r>
+      <w:r>
+        <w:rPr>
+          <w:rFonts w:ascii="Abadi" w:hAnsi="Abadi"/>
+        </w:rPr>
+        <w:t xml:space="preserve"> et la base de données facilement</w:t>
+      </w:r>
+      <w:r>
+        <w:rPr>
+          <w:rFonts w:ascii="Abadi" w:hAnsi="Abadi"/>
+        </w:rPr>
+        <w:t xml:space="preserve">. Nous avons </w:t>
+      </w:r>
+      <w:r>
+        <w:rPr>
+          <w:rFonts w:ascii="Abadi" w:hAnsi="Abadi"/>
+        </w:rPr>
+        <w:t>opté pour</w:t>
+      </w:r>
+      <w:r>
+        <w:rPr>
+          <w:rFonts w:ascii="Abadi" w:hAnsi="Abadi"/>
+        </w:rPr>
+        <w:t xml:space="preserve"> </w:t>
+      </w:r>
+      <w:r>
+        <w:rPr>
+          <w:rFonts w:ascii="Abadi" w:hAnsi="Abadi"/>
+          <w:u w:val="single"/>
+        </w:rPr>
+        <w:t>TailwindCSS</w:t>
+      </w:r>
+      <w:r>
+        <w:rPr>
+          <w:rFonts w:ascii="Abadi" w:hAnsi="Abadi"/>
+        </w:rPr>
+        <w:t xml:space="preserve"> </w:t>
+      </w:r>
+      <w:r>
+        <w:rPr>
+          <w:rFonts w:ascii="Abadi" w:hAnsi="Abadi"/>
+        </w:rPr>
+        <w:t>afin d’acquérir une</w:t>
+      </w:r>
+      <w:r>
+        <w:rPr>
+          <w:rFonts w:ascii="Abadi" w:hAnsi="Abadi"/>
+        </w:rPr>
+        <w:t xml:space="preserve"> mise en pa</w:t>
+      </w:r>
+      <w:r>
+        <w:rPr>
+          <w:rFonts w:ascii="Abadi" w:hAnsi="Abadi"/>
+        </w:rPr>
+        <w:t>ge simple mais efficace</w:t>
+      </w:r>
+      <w:r>
+        <w:rPr>
+          <w:rFonts w:ascii="Abadi" w:hAnsi="Abadi"/>
+        </w:rPr>
+        <w:t xml:space="preserve"> ainsi que </w:t>
+      </w:r>
+      <w:r>
+        <w:rPr>
+          <w:rFonts w:ascii="Abadi" w:hAnsi="Abadi"/>
+          <w:u w:val="single"/>
+        </w:rPr>
+        <w:t>Vercel</w:t>
+      </w:r>
+      <w:r>
+        <w:rPr>
+          <w:rFonts w:ascii="Abadi" w:hAnsi="Abadi"/>
+        </w:rPr>
+        <w:t xml:space="preserve"> afin d</w:t>
+      </w:r>
+      <w:r>
+        <w:rPr>
+          <w:rFonts w:ascii="Abadi" w:hAnsi="Abadi"/>
+        </w:rPr>
+        <w:t>e déploy</w:t>
+      </w:r>
+      <w:r>
+        <w:rPr>
+          <w:rFonts w:ascii="Abadi" w:hAnsi="Abadi"/>
+        </w:rPr>
+        <w:t xml:space="preserve">er notre serveur </w:t>
+      </w:r>
+      <w:r>
+        <w:rPr>
+          <w:rFonts w:ascii="Abadi" w:hAnsi="Abadi"/>
+        </w:rPr>
+        <w:t xml:space="preserve">web </w:t>
+      </w:r>
+      <w:r>
+        <w:rPr>
+          <w:rFonts w:ascii="Abadi" w:hAnsi="Abadi"/>
+        </w:rPr>
+        <w:t xml:space="preserve">efficacement. Nous avons finalement </w:t>
+      </w:r>
+      <w:r>
+        <w:rPr>
+          <w:rFonts w:ascii="Abadi" w:hAnsi="Abadi"/>
+        </w:rPr>
+        <w:t>acqu</w:t>
+      </w:r>
+      <w:r>
+        <w:rPr>
+          <w:rFonts w:ascii="Abadi" w:hAnsi="Abadi"/>
+        </w:rPr>
+        <w:t>is</w:t>
+      </w:r>
+      <w:r>
+        <w:rPr>
+          <w:rFonts w:ascii="Abadi" w:hAnsi="Abadi"/>
+        </w:rPr>
+        <w:t xml:space="preserve"> un domaine grâce à </w:t>
+      </w:r>
+      <w:r>
+        <w:rPr>
+          <w:rFonts w:ascii="Abadi" w:hAnsi="Abadi"/>
+          <w:u w:val="single"/>
+        </w:rPr>
+        <w:t>OVHCloud</w:t>
+      </w:r>
+      <w:r>
+        <w:rPr>
+          <w:rFonts w:ascii="Abadi" w:hAnsi="Abadi"/>
+          <w:u w:val="single"/>
+        </w:rPr>
+        <w:t>,</w:t>
+      </w:r>
+      <w:r>
+        <w:rPr>
+          <w:rFonts w:ascii="Abadi" w:hAnsi="Abadi"/>
+        </w:rPr>
+        <w:t xml:space="preserve"> </w:t>
+      </w:r>
+      <w:r>
+        <w:rPr>
+          <w:rFonts w:ascii="Abadi" w:hAnsi="Abadi"/>
+        </w:rPr>
+        <w:t>permet</w:t>
+      </w:r>
+      <w:r>
+        <w:rPr>
+          <w:rFonts w:ascii="Abadi" w:hAnsi="Abadi"/>
+        </w:rPr>
+        <w:t>tant</w:t>
+      </w:r>
+      <w:r>
+        <w:rPr>
+          <w:rFonts w:ascii="Abadi" w:hAnsi="Abadi"/>
+        </w:rPr>
+        <w:t xml:space="preserve"> à n’importe qui de retrouver le site internet facilement. </w:t>
+      </w:r>
+      <w:r>
+        <w:rPr>
+          <w:rFonts w:ascii="Abadi" w:eastAsia="Abadi" w:hAnsi="Abadi" w:cs="Abadi"/>
+        </w:rPr>
+        <w:t xml:space="preserve">Nous avons adopté le style </w:t>
+      </w:r>
+      <w:r>
+        <w:rPr>
+          <w:rFonts w:ascii="Abadi" w:eastAsia="Abadi" w:hAnsi="Abadi" w:cs="Abadi"/>
+          <w:u w:val="single"/>
+        </w:rPr>
+        <w:t>Glassmorphism</w:t>
+      </w:r>
+      <w:r>
+        <w:rPr>
+          <w:rFonts w:ascii="Abadi" w:eastAsia="Abadi" w:hAnsi="Abadi" w:cs="Abadi"/>
+        </w:rPr>
+        <w:t xml:space="preserve">, une tendance design qui </w:t>
+      </w:r>
+      <w:proofErr w:type="gramStart"/>
+      <w:r>
+        <w:rPr>
+          <w:rFonts w:ascii="Abadi" w:eastAsia="Abadi" w:hAnsi="Abadi" w:cs="Abadi"/>
+        </w:rPr>
+        <w:t>allie</w:t>
+      </w:r>
+      <w:proofErr w:type="gramEnd"/>
+      <w:r>
+        <w:rPr>
+          <w:rFonts w:ascii="Abadi" w:eastAsia="Abadi" w:hAnsi="Abadi" w:cs="Abadi"/>
+        </w:rPr>
+        <w:t xml:space="preserve"> esthétisme et clarté de lecture pour tous les écrans.</w:t>
+      </w:r>
+      <w:r>
+        <w:rPr>
+          <w:rFonts w:ascii="Abadi" w:eastAsia="Abadi" w:hAnsi="Abadi" w:cs="Abadi"/>
+        </w:rPr>
+        <w:t xml:space="preserve"> Une description plus détaillée est disponible sur le dépôt </w:t>
+      </w:r>
+      <w:r>
+        <w:rPr>
+          <w:rFonts w:ascii="Abadi" w:eastAsia="Abadi" w:hAnsi="Abadi" w:cs="Abadi"/>
+          <w:u w:val="single"/>
+        </w:rPr>
+        <w:t>GitHub</w:t>
+      </w:r>
+      <w:r>
+        <w:rPr>
+          <w:rFonts w:ascii="Abadi" w:eastAsia="Abadi" w:hAnsi="Abadi" w:cs="Abadi"/>
+        </w:rPr>
+        <w:t>.</w:t>
+      </w:r>
+    </w:p>
+    <w:p>
+      <w:pPr>
+        <w:rPr>
+          <w:rFonts w:ascii="Abadi" w:eastAsia="Abadi" w:hAnsi="Abadi" w:cs="Abadi"/>
+        </w:rPr>
+      </w:pPr>
+      <w:r>
+        <w:rPr>
+          <w:rFonts w:ascii="Abadi" w:eastAsia="Abadi" w:hAnsi="Abadi" w:cs="Abadi"/>
+        </w:rPr>
+        <w:lastRenderedPageBreak/>
+        <w:t xml:space="preserve">Dépôt GitHub : </w:t>
+      </w:r>
+      <w:hyperlink r:id="rId5">
+        <w:r>
+          <w:rPr>
+            <w:rStyle w:val="Lienhypertexte"/>
+            <w:rFonts w:ascii="Abadi" w:eastAsia="Abadi" w:hAnsi="Abadi" w:cs="Abadi"/>
+          </w:rPr>
+          <w:t>https://github.com/vivesvoix/vivesvoix</w:t>
+        </w:r>
+      </w:hyperlink>
+    </w:p>
+    <w:p>
+      <w:pPr>
+        <w:rPr>
+          <w:rFonts w:ascii="Abadi" w:eastAsia="Abadi" w:hAnsi="Abadi" w:cs="Abadi"/>
+        </w:rPr>
+      </w:pPr>
+      <w:r>
+        <w:rPr>
+          <w:rFonts w:ascii="Abadi" w:eastAsia="Abadi" w:hAnsi="Abadi" w:cs="Abadi"/>
+        </w:rPr>
+        <w:t xml:space="preserve">Nom de domaine : </w:t>
+      </w:r>
+      <w:hyperlink r:id="rId6">
+        <w:r>
+          <w:rPr>
+            <w:rStyle w:val="Lienhypertexte"/>
+            <w:rFonts w:ascii="Abadi" w:eastAsia="Abadi" w:hAnsi="Abadi" w:cs="Abadi"/>
+          </w:rPr>
+          <w:t>https://vivesvoix.fr/</w:t>
+        </w:r>
+      </w:hyperlink>
+    </w:p>
+    <w:p>
+      <w:pPr>
+        <w:rPr>
+          <w:rFonts w:ascii="Abadi" w:hAnsi="Abadi"/>
+          <w:b/>
+          <w:bCs/>
+        </w:rPr>
+      </w:pPr>
+    </w:p>
+    <w:p>
+      <w:pPr>
+        <w:rPr>
+          <w:rFonts w:ascii="Abadi" w:hAnsi="Abadi"/>
+        </w:rPr>
+      </w:pPr>
+      <w:r>
+        <w:rPr>
+          <w:rFonts w:ascii="Abadi" w:hAnsi="Abadi"/>
+          <w:b/>
+          <w:bCs/>
+        </w:rPr>
+        <w:t>Compétences acquises</w:t>
+      </w:r>
+    </w:p>
+    <w:p>
+      <w:pPr>
+        <w:rPr>
+          <w:rFonts w:ascii="Abadi" w:hAnsi="Abadi"/>
+        </w:rPr>
+      </w:pPr>
+      <w:r>
+        <w:rPr>
+          <w:rFonts w:ascii="Abadi" w:hAnsi="Abadi"/>
+        </w:rPr>
+        <w:t>Ce projet nous a permis de développer plusieurs compétences importantes :</w:t>
+      </w:r>
+    </w:p>
+    <w:p>
+      <w:pPr>
+        <w:pStyle w:val="Paragraphedeliste"/>
+        <w:numPr>
+          <w:ilvl w:val="0"/>
+          <w:numId w:val="3"/>
+        </w:numPr>
+        <w:rPr>
+          <w:rFonts w:ascii="Abadi" w:hAnsi="Abadi"/>
+        </w:rPr>
+      </w:pPr>
+      <w:r>
+        <w:rPr>
+          <w:rFonts w:ascii="Abadi" w:hAnsi="Abadi"/>
+          <w:b/>
+          <w:bCs/>
+        </w:rPr>
+        <w:t>Des c</w:t>
+      </w:r>
+      <w:r>
+        <w:rPr>
+          <w:rFonts w:ascii="Abadi" w:hAnsi="Abadi"/>
+          <w:b/>
+          <w:bCs/>
+        </w:rPr>
+        <w:t>ompétences historiques</w:t>
+      </w:r>
+    </w:p>
+    <w:p>
+      <w:pPr>
+        <w:rPr>
+          <w:rFonts w:ascii="Abadi" w:hAnsi="Abadi"/>
+        </w:rPr>
+      </w:pPr>
+      <w:r>
+        <w:rPr>
+          <w:rFonts w:ascii="Abadi" w:hAnsi="Abadi"/>
+        </w:rPr>
+        <w:t>• comprendre et analyser un événement historique complexe ;</w:t>
+      </w:r>
+    </w:p>
+    <w:p>
+      <w:pPr>
+        <w:rPr>
+          <w:rFonts w:ascii="Abadi" w:hAnsi="Abadi"/>
+        </w:rPr>
+      </w:pPr>
+      <w:r>
+        <w:rPr>
+          <w:rFonts w:ascii="Abadi" w:hAnsi="Abadi"/>
+        </w:rPr>
+        <w:t>• croiser différentes sources d’information ;</w:t>
+      </w:r>
+    </w:p>
+    <w:p>
+      <w:pPr>
+        <w:rPr>
+          <w:rFonts w:ascii="Abadi" w:hAnsi="Abadi"/>
+        </w:rPr>
+      </w:pPr>
+      <w:r>
+        <w:rPr>
+          <w:rFonts w:ascii="Abadi" w:hAnsi="Abadi"/>
+        </w:rPr>
+        <w:t>• distinguer faits historiques et interprétations.</w:t>
+      </w:r>
+    </w:p>
+    <w:p>
+      <w:pPr>
+        <w:pStyle w:val="Paragraphedeliste"/>
+        <w:numPr>
+          <w:ilvl w:val="0"/>
+          <w:numId w:val="3"/>
+        </w:numPr>
+        <w:rPr>
+          <w:rFonts w:ascii="Abadi" w:hAnsi="Abadi"/>
+        </w:rPr>
+      </w:pPr>
+      <w:r>
+        <w:rPr>
+          <w:rFonts w:ascii="Abadi" w:hAnsi="Abadi"/>
+          <w:b/>
+          <w:bCs/>
+        </w:rPr>
+        <w:t>Des c</w:t>
+      </w:r>
+      <w:r>
+        <w:rPr>
+          <w:rFonts w:ascii="Abadi" w:hAnsi="Abadi"/>
+          <w:b/>
+          <w:bCs/>
+        </w:rPr>
+        <w:t>ompétences numériques</w:t>
+      </w:r>
+    </w:p>
+    <w:p>
+      <w:pPr>
+        <w:rPr>
+          <w:rFonts w:ascii="Abadi" w:hAnsi="Abadi"/>
+        </w:rPr>
+      </w:pPr>
+      <w:r>
+        <w:rPr>
+          <w:rFonts w:ascii="Abadi" w:hAnsi="Abadi"/>
+        </w:rPr>
+        <w:t>• concevoir et organiser un site internet</w:t>
+      </w:r>
+      <w:r>
+        <w:rPr>
+          <w:rFonts w:ascii="Abadi" w:hAnsi="Abadi"/>
+        </w:rPr>
+        <w:t xml:space="preserve"> public</w:t>
+      </w:r>
+      <w:r>
+        <w:rPr>
+          <w:rFonts w:ascii="Abadi" w:hAnsi="Abadi"/>
+        </w:rPr>
+        <w:t xml:space="preserve"> ;</w:t>
+      </w:r>
+    </w:p>
+    <w:p>
+      <w:pPr>
+        <w:rPr>
+          <w:rFonts w:ascii="Abadi" w:hAnsi="Abadi"/>
+        </w:rPr>
+      </w:pPr>
+      <w:r>
+        <w:rPr>
+          <w:rFonts w:ascii="Abadi" w:hAnsi="Abadi"/>
+        </w:rPr>
+        <w:t>• utiliser des outils numériques de manière responsable</w:t>
+      </w:r>
+      <w:r>
+        <w:rPr>
+          <w:rFonts w:ascii="Abadi" w:hAnsi="Abadi"/>
+        </w:rPr>
+        <w:t xml:space="preserve"> en permettant la contribution du public et un code libre</w:t>
+      </w:r>
+      <w:r>
+        <w:rPr>
+          <w:rFonts w:ascii="Abadi" w:hAnsi="Abadi"/>
+        </w:rPr>
+        <w:t>.</w:t>
+      </w:r>
+    </w:p>
+    <w:p>
+      <w:pPr>
+        <w:pStyle w:val="Paragraphedeliste"/>
+        <w:numPr>
+          <w:ilvl w:val="0"/>
+          <w:numId w:val="3"/>
+        </w:numPr>
+        <w:rPr>
+          <w:rFonts w:ascii="Abadi" w:hAnsi="Abadi"/>
+        </w:rPr>
+      </w:pPr>
+      <w:r>
+        <w:rPr>
+          <w:rFonts w:ascii="Abadi" w:hAnsi="Abadi"/>
+          <w:b/>
+          <w:bCs/>
+        </w:rPr>
+        <w:t>Des c</w:t>
+      </w:r>
+      <w:r>
+        <w:rPr>
+          <w:rFonts w:ascii="Abadi" w:hAnsi="Abadi"/>
+          <w:b/>
+          <w:bCs/>
+        </w:rPr>
+        <w:t>ompétences méthodologiques</w:t>
+      </w:r>
+    </w:p>
+    <w:p>
+      <w:pPr>
+        <w:rPr>
+          <w:rFonts w:ascii="Abadi" w:hAnsi="Abadi"/>
+        </w:rPr>
+      </w:pPr>
+      <w:r>
+        <w:rPr>
+          <w:rFonts w:ascii="Abadi" w:hAnsi="Abadi"/>
+        </w:rPr>
+        <w:t>• travailler en groupe et répartir les tâches ;</w:t>
+      </w:r>
+    </w:p>
+    <w:p>
+      <w:pPr>
+        <w:rPr>
+          <w:rFonts w:ascii="Abadi" w:hAnsi="Abadi"/>
+        </w:rPr>
+      </w:pPr>
+      <w:r>
+        <w:rPr>
+          <w:rFonts w:ascii="Abadi" w:hAnsi="Abadi"/>
+        </w:rPr>
+        <w:t>• gérer un projet sur plusieurs étapes ;</w:t>
+      </w:r>
+    </w:p>
+    <w:p>
+      <w:pPr>
+        <w:rPr>
+          <w:rFonts w:ascii="Abadi" w:hAnsi="Abadi"/>
+        </w:rPr>
+      </w:pPr>
+      <w:r>
+        <w:rPr>
+          <w:rFonts w:ascii="Abadi" w:hAnsi="Abadi"/>
+        </w:rPr>
+        <w:t>• respecter des délais</w:t>
+      </w:r>
+      <w:r>
+        <w:rPr>
+          <w:rFonts w:ascii="Abadi" w:hAnsi="Abadi"/>
+        </w:rPr>
+        <w:t xml:space="preserve"> de séance</w:t>
+      </w:r>
+      <w:r>
+        <w:rPr>
+          <w:rFonts w:ascii="Abadi" w:hAnsi="Abadi"/>
+        </w:rPr>
+        <w:t>.</w:t>
+      </w:r>
+    </w:p>
+    <w:p>
+      <w:pPr>
+        <w:pStyle w:val="Paragraphedeliste"/>
+        <w:numPr>
+          <w:ilvl w:val="0"/>
+          <w:numId w:val="3"/>
+        </w:numPr>
+        <w:rPr>
+          <w:rFonts w:ascii="Abadi" w:hAnsi="Abadi"/>
+        </w:rPr>
+      </w:pPr>
+      <w:r>
+        <w:rPr>
+          <w:rFonts w:ascii="Abadi" w:hAnsi="Abadi"/>
+          <w:b/>
+          <w:bCs/>
+        </w:rPr>
+        <w:t>Des c</w:t>
+      </w:r>
+      <w:r>
+        <w:rPr>
+          <w:rFonts w:ascii="Abadi" w:hAnsi="Abadi"/>
+          <w:b/>
+          <w:bCs/>
+        </w:rPr>
+        <w:t>ompétences personnelles et sociales</w:t>
+      </w:r>
+    </w:p>
+    <w:p>
+      <w:pPr>
+        <w:rPr>
+          <w:rFonts w:ascii="Abadi" w:hAnsi="Abadi"/>
+        </w:rPr>
+      </w:pPr>
+      <w:r>
+        <w:rPr>
+          <w:rFonts w:ascii="Abadi" w:hAnsi="Abadi"/>
+        </w:rPr>
+        <w:t>• écouter les idées des autres</w:t>
+      </w:r>
+      <w:r>
+        <w:rPr>
+          <w:rFonts w:ascii="Abadi" w:hAnsi="Abadi"/>
+        </w:rPr>
+        <w:t xml:space="preserve"> et les adopter</w:t>
+      </w:r>
+      <w:r>
+        <w:rPr>
+          <w:rFonts w:ascii="Abadi" w:hAnsi="Abadi"/>
+        </w:rPr>
+        <w:t xml:space="preserve"> ;</w:t>
+      </w:r>
+    </w:p>
+    <w:p>
+      <w:pPr>
+        <w:rPr>
+          <w:rFonts w:ascii="Abadi" w:hAnsi="Abadi"/>
+        </w:rPr>
+      </w:pPr>
+      <w:r>
+        <w:rPr>
+          <w:rFonts w:ascii="Abadi" w:hAnsi="Abadi"/>
+        </w:rPr>
+        <w:t>• argumenter et expliquer ses choix</w:t>
+      </w:r>
+      <w:r>
+        <w:rPr>
+          <w:rFonts w:ascii="Abadi" w:hAnsi="Abadi"/>
+        </w:rPr>
+        <w:t>, faire des choix</w:t>
+      </w:r>
+      <w:r>
+        <w:rPr>
+          <w:rFonts w:ascii="Abadi" w:hAnsi="Abadi"/>
+        </w:rPr>
+        <w:t xml:space="preserve"> ;</w:t>
+      </w:r>
+    </w:p>
+    <w:p>
+      <w:pPr>
+        <w:rPr>
+          <w:rFonts w:ascii="Abadi" w:hAnsi="Abadi"/>
+        </w:rPr>
+      </w:pPr>
+      <w:r>
+        <w:rPr>
+          <w:rFonts w:ascii="Abadi" w:hAnsi="Abadi"/>
+        </w:rPr>
+        <w:t>• développer l’esprit critique et la sensibilité mémorielle.</w:t>
+      </w:r>
+    </w:p>
+    <w:p>
+      <w:pPr>
+        <w:rPr>
+          <w:rFonts w:ascii="Abadi" w:hAnsi="Abadi"/>
+        </w:rPr>
+      </w:pPr>
+    </w:p>
+    <w:p>
+      <w:pPr>
+        <w:rPr>
+          <w:rFonts w:ascii="Abadi" w:hAnsi="Abadi"/>
+        </w:rPr>
+      </w:pPr>
+      <w:r>
+        <w:rPr>
+          <w:rFonts w:ascii="Abadi" w:hAnsi="Abadi"/>
+          <w:b/>
+          <w:bCs/>
+        </w:rPr>
         <w:t>Difficultés rencontrées</w:t>
       </w:r>
     </w:p>
     <w:p>
       <w:pPr>
-        <w:pStyle w:val="Normal"/>
         <w:jc w:val="both"/>
         <w:rPr>
           <w:rFonts w:ascii="Abadi" w:hAnsi="Abadi"/>
@@ -1637,33 +1628,17 @@
         <w:rPr>
           <w:rFonts w:ascii="Abadi" w:hAnsi="Abadi"/>
         </w:rPr>
-        <w:t xml:space="preserve">la complexité du sujet, qui demande beaucoup de rigueur et de </w:t>
-      </w:r>
-      <w:r>
-        <w:rPr>
-          <w:rFonts w:ascii="Abadi" w:hAnsi="Abadi"/>
-          <w:u w:val="none"/>
-        </w:rPr>
-        <w:t>respect</w:t>
-      </w:r>
-      <w:r>
-        <w:rPr>
-          <w:rFonts w:ascii="Abadi" w:hAnsi="Abadi"/>
-          <w:u w:val="none"/>
-        </w:rPr>
-        <w:t xml:space="preserve"> dans la manière de présenter les informations</w:t>
-      </w:r>
-      <w:r>
-        <w:rPr>
-          <w:rFonts w:ascii="Abadi" w:hAnsi="Abadi"/>
-          <w:u w:val="none"/>
+        <w:t>la complexité du sujet, qui demande beaucoup de rigueur et de respect dans la manière de présenter les informations</w:t>
+      </w:r>
+      <w:r>
+        <w:rPr>
+          <w:rFonts w:ascii="Abadi" w:hAnsi="Abadi"/>
         </w:rPr>
         <w:t>,</w:t>
       </w:r>
       <w:r>
         <w:rPr>
           <w:rFonts w:ascii="Abadi" w:hAnsi="Abadi"/>
-          <w:u w:val="none"/>
         </w:rPr>
         <w:t xml:space="preserve"> </w:t>
       </w:r>
@@ -1737,7 +1712,14 @@
         <w:rPr>
           <w:rFonts w:ascii="Abadi" w:hAnsi="Abadi"/>
         </w:rPr>
-        <w:t>Nous avons fait des choix sur les différentes plateformes et les langages de programmation pour rendre pratique la réalisation du projet.</w:t>
+        <w:t xml:space="preserve">Nous avons fait des choix sur les </w:t>
+      </w:r>
+      <w:r>
+        <w:rPr>
+          <w:rFonts w:ascii="Abadi" w:hAnsi="Abadi"/>
+        </w:rPr>
+        <w:lastRenderedPageBreak/>
+        <w:t>différentes plateformes et les langages de programmation pour rendre pratique la réalisation du projet.</w:t>
       </w:r>
       <w:r>
         <w:rPr>
@@ -1769,8 +1751,8 @@
       <w:r>
         <w:rPr>
           <w:rFonts w:ascii="Abadi" w:hAnsi="Abadi"/>
-          <w:b w:val="1"/>
-          <w:bCs w:val="1"/>
+          <w:b/>
+          <w:bCs/>
         </w:rPr>
         <w:t>Conclusion</w:t>
       </w:r>
@@ -1786,12 +1768,11 @@
         <w:rPr>
           <w:rFonts w:ascii="Abadi" w:hAnsi="Abadi"/>
         </w:rPr>
-        <w:t>Vives Voix a été bien plus qu'un simple projet pour le concours du CNRD. Pour nous quatre, élèves de terminale au lycée Jean Perrin, cela a surtout été une grande aventure humaine et mémorielle.</w:t>
-      </w:r>
-    </w:p>
-    <w:p>
-      <w:pPr>
-        <w:pStyle w:val="Normal"/>
+        <w:t>Vives Voix a été bien plus qu'un simple projet pour le concours du CNRD. Pour nous quatre, élèves de terminale au lycée, cela a surtout été une grande aventure humaine et mémorielle.</w:t>
+      </w:r>
+    </w:p>
+    <w:p>
+      <w:pPr>
         <w:jc w:val="both"/>
       </w:pPr>
       <w:r>
@@ -1803,7 +1784,6 @@
     </w:p>
     <w:p>
       <w:pPr>
-        <w:pStyle w:val="Normal"/>
         <w:jc w:val="both"/>
       </w:pPr>
       <w:r>
@@ -1816,9 +1796,6 @@
     <w:p>
       <w:pPr>
         <w:jc w:val="both"/>
-        <w:rPr>
-          <w:rFonts w:ascii="Abadi" w:hAnsi="Abadi"/>
-        </w:rPr>
       </w:pPr>
     </w:p>
     <w:p>
@@ -1826,18 +1803,269 @@
         <w:jc w:val="both"/>
         <w:rPr>
           <w:rFonts w:ascii="Abadi" w:hAnsi="Abadi"/>
-        </w:rPr>
-      </w:pPr>
-    </w:p>
-    <w:p>
-      <w:pPr>
+          <w:b/>
+          <w:bCs/>
+        </w:rPr>
+      </w:pPr>
+      <w:r>
+        <w:rPr>
+          <w:rFonts w:ascii="Abadi" w:hAnsi="Abadi"/>
+          <w:b/>
+          <w:bCs/>
+        </w:rPr>
+        <w:t>Sources</w:t>
+      </w:r>
+    </w:p>
+    <w:p>
+      <w:pPr>
+        <w:jc w:val="both"/>
+        <w:rPr>
+          <w:rFonts w:ascii="Abadi" w:hAnsi="Abadi"/>
+        </w:rPr>
+      </w:pPr>
+      <w:r>
+        <w:rPr>
+          <w:rFonts w:ascii="Abadi" w:hAnsi="Abadi"/>
+        </w:rPr>
+        <w:t>Des sources diverses sont disponibles pour chaque source, en voici une liste non-exhaustive étant donné que le site peut être amélioré chaque jour :</w:t>
+      </w:r>
+    </w:p>
+    <w:p>
+      <w:pPr>
+        <w:jc w:val="both"/>
+        <w:rPr>
+          <w:rFonts w:ascii="Abadi" w:hAnsi="Abadi"/>
+        </w:rPr>
+      </w:pPr>
+      <w:r>
+        <w:rPr>
+          <w:rFonts w:ascii="Abadi" w:hAnsi="Abadi"/>
+        </w:rPr>
+        <w:t xml:space="preserve">TOROS-MARTER Denise. </w:t>
+      </w:r>
+      <w:r>
+        <w:rPr>
+          <w:rFonts w:ascii="Abadi" w:hAnsi="Abadi"/>
+          <w:i/>
+          <w:iCs/>
+        </w:rPr>
+        <w:t xml:space="preserve">J’avais seize ans à </w:t>
+      </w:r>
+      <w:proofErr w:type="spellStart"/>
+      <w:r>
+        <w:rPr>
+          <w:rFonts w:ascii="Abadi" w:hAnsi="Abadi"/>
+          <w:i/>
+          <w:iCs/>
+        </w:rPr>
+        <w:t>Pitchipoï</w:t>
+      </w:r>
+      <w:proofErr w:type="spellEnd"/>
+      <w:r>
+        <w:rPr>
+          <w:rFonts w:ascii="Abadi" w:hAnsi="Abadi"/>
+          <w:i/>
+          <w:iCs/>
+        </w:rPr>
+        <w:t>.</w:t>
+      </w:r>
+      <w:r>
+        <w:rPr>
+          <w:rFonts w:ascii="Abadi" w:hAnsi="Abadi"/>
+        </w:rPr>
+        <w:t xml:space="preserve"> 1re édition. Paris : Éd. </w:t>
+      </w:r>
+      <w:proofErr w:type="gramStart"/>
+      <w:r>
+        <w:rPr>
+          <w:rFonts w:ascii="Abadi" w:hAnsi="Abadi"/>
+        </w:rPr>
+        <w:t>le</w:t>
+      </w:r>
+      <w:proofErr w:type="gramEnd"/>
+      <w:r>
+        <w:rPr>
+          <w:rFonts w:ascii="Abadi" w:hAnsi="Abadi"/>
+        </w:rPr>
+        <w:t xml:space="preserve"> Manuscrit (coll. « Témoignages de la Shoah »), 2008. ISBN 978-2-304-01504-1.</w:t>
+      </w:r>
+    </w:p>
+    <w:p>
+      <w:pPr>
+        <w:jc w:val="both"/>
+        <w:rPr>
+          <w:rFonts w:ascii="Abadi" w:hAnsi="Abadi"/>
+        </w:rPr>
+      </w:pPr>
+      <w:r>
+        <w:rPr>
+          <w:rFonts w:ascii="Abadi" w:hAnsi="Abadi"/>
+        </w:rPr>
+        <w:t xml:space="preserve">MÉMORIAL DE LA SHOAH. </w:t>
+      </w:r>
+      <w:r>
+        <w:rPr>
+          <w:rFonts w:ascii="Abadi" w:hAnsi="Abadi"/>
+          <w:i/>
+          <w:iCs/>
+        </w:rPr>
+        <w:t>Après la Shoah : rescapés, réfugiés, survivants : 1944-1947</w:t>
+      </w:r>
+      <w:r>
+        <w:rPr>
+          <w:rFonts w:ascii="Abadi" w:hAnsi="Abadi"/>
+        </w:rPr>
+        <w:t>. Tomaison : sans objet. Paris : Mémorial de la Shoah, 2016.</w:t>
+      </w:r>
+    </w:p>
+    <w:p>
+      <w:pPr>
+        <w:jc w:val="both"/>
+        <w:rPr>
+          <w:rFonts w:ascii="Abadi" w:hAnsi="Abadi"/>
+        </w:rPr>
+      </w:pPr>
+      <w:r>
+        <w:rPr>
+          <w:rFonts w:ascii="Abadi" w:hAnsi="Abadi"/>
+        </w:rPr>
+        <w:t xml:space="preserve">ESKENAZI Flora. </w:t>
+      </w:r>
+      <w:r>
+        <w:rPr>
+          <w:rFonts w:ascii="Abadi" w:hAnsi="Abadi"/>
+          <w:i/>
+          <w:iCs/>
+        </w:rPr>
+        <w:t>Flora</w:t>
+      </w:r>
+      <w:r>
+        <w:rPr>
+          <w:rFonts w:ascii="Abadi" w:hAnsi="Abadi"/>
+        </w:rPr>
+        <w:t xml:space="preserve"> (témoignage en ligne). The Last </w:t>
+      </w:r>
+      <w:proofErr w:type="spellStart"/>
+      <w:r>
+        <w:rPr>
+          <w:rFonts w:ascii="Abadi" w:hAnsi="Abadi"/>
+        </w:rPr>
+        <w:t>Ones</w:t>
+      </w:r>
+      <w:proofErr w:type="spellEnd"/>
+      <w:r>
+        <w:rPr>
+          <w:rFonts w:ascii="Abadi" w:hAnsi="Abadi"/>
+        </w:rPr>
+        <w:t>, 21 octobre 2024.</w:t>
+      </w:r>
+    </w:p>
+    <w:p>
+      <w:pPr>
+        <w:jc w:val="both"/>
+        <w:rPr>
+          <w:rFonts w:ascii="Abadi" w:hAnsi="Abadi"/>
+        </w:rPr>
+      </w:pPr>
+      <w:r>
+        <w:rPr>
+          <w:rFonts w:ascii="Abadi" w:hAnsi="Abadi"/>
+        </w:rPr>
+        <w:t xml:space="preserve">MÉMORIAL DE LA SHOAH. </w:t>
+      </w:r>
+      <w:r>
+        <w:rPr>
+          <w:rFonts w:ascii="Abadi" w:hAnsi="Abadi"/>
+          <w:i/>
+          <w:iCs/>
+        </w:rPr>
+        <w:t>Les camps de personnes déplacées</w:t>
+      </w:r>
+      <w:r>
+        <w:rPr>
+          <w:rFonts w:ascii="Abadi" w:hAnsi="Abadi"/>
+        </w:rPr>
+        <w:t xml:space="preserve"> (étude de cas / ressource en ligne « Enseigner l’histoire de la Shoah »). Paris : Mémorial de la Shoah.</w:t>
+      </w:r>
+    </w:p>
+    <w:p>
+      <w:pPr>
+        <w:jc w:val="both"/>
+        <w:rPr>
+          <w:rFonts w:ascii="Abadi" w:hAnsi="Abadi"/>
+        </w:rPr>
+      </w:pPr>
+      <w:r>
+        <w:rPr>
+          <w:rFonts w:ascii="Abadi" w:hAnsi="Abadi"/>
+        </w:rPr>
+        <w:t xml:space="preserve">VEIL Simone. </w:t>
+      </w:r>
+      <w:r>
+        <w:rPr>
+          <w:rFonts w:ascii="Abadi" w:hAnsi="Abadi"/>
+          <w:i/>
+          <w:iCs/>
+        </w:rPr>
+        <w:t>Une jeunesse au temps de la Shoah : extraits d’Une vie.</w:t>
+      </w:r>
+      <w:r>
+        <w:rPr>
+          <w:rFonts w:ascii="Abadi" w:hAnsi="Abadi"/>
+        </w:rPr>
+        <w:t xml:space="preserve"> Éd. Le Livre de poche</w:t>
+      </w:r>
+      <w:r>
+        <w:rPr>
+          <w:rFonts w:ascii="Abadi" w:hAnsi="Abadi"/>
+        </w:rPr>
+        <w:t>. Paris : Le Livre de Poche, 2010. ISBN 9782253127628.</w:t>
+      </w:r>
+    </w:p>
+    <w:p>
+      <w:pPr>
+        <w:jc w:val="both"/>
+        <w:rPr>
+          <w:rFonts w:ascii="Abadi" w:hAnsi="Abadi"/>
+        </w:rPr>
+      </w:pPr>
+      <w:r>
+        <w:rPr>
+          <w:rFonts w:ascii="Abadi" w:hAnsi="Abadi"/>
+        </w:rPr>
+        <w:t xml:space="preserve">PARENS Henri. </w:t>
+      </w:r>
+      <w:r>
+        <w:rPr>
+          <w:rFonts w:ascii="Abadi" w:hAnsi="Abadi"/>
+          <w:i/>
+          <w:iCs/>
+        </w:rPr>
+        <w:t>Retour à la vie : guérir de la Shoah, entre témoignage et résilience.</w:t>
+      </w:r>
+      <w:r>
+        <w:rPr>
+          <w:rFonts w:ascii="Abadi" w:hAnsi="Abadi"/>
+        </w:rPr>
+        <w:t xml:space="preserve"> Éditions </w:t>
+      </w:r>
+      <w:r>
+        <w:rPr>
+          <w:rFonts w:ascii="Abadi" w:hAnsi="Abadi"/>
+        </w:rPr>
+        <w:t>Tallandier. Paris : Tallandier, 2010.</w:t>
+      </w:r>
+    </w:p>
+    <w:p>
+      <w:pPr>
+        <w:jc w:val="both"/>
         <w:rPr>
           <w:rFonts w:ascii="Abadi" w:hAnsi="Abadi"/>
         </w:rPr>
       </w:pPr>
     </w:p>
     <w:sectPr>
-      <w:pgSz w:w="11906" w:h="16838" w:orient="portrait"/>
+      <w:pgSz w:w="11906" w:h="16838"/>
       <w:pgMar w:top="1417" w:right="1417" w:bottom="1417" w:left="1417" w:header="708" w:footer="708" w:gutter="0"/>
       <w:cols w:space="708"/>
       <w:docGrid w:linePitch="360"/>
@@ -1859,120 +2087,345 @@
 </file>
 
 <file path=word/numbering.xml><?xml version="1.0" encoding="utf-8"?>
-<w:numbering xmlns:wpc="http://schemas.microsoft.com/office/word/2010/wordprocessingCanvas" xmlns:cx="http://schemas.microsoft.com/office/drawing/2014/chartex" xmlns:cx1="http://schemas.microsoft.com/office/drawing/2015/9/8/chartex" xmlns:cx2="http://schemas.microsoft.com/office/drawing/2015/10/21/chartex" xmlns:cx3="http://schemas.microsoft.com/office/drawing/2016/5/9/chartex" xmlns:cx4="http://schemas.microsoft.com/office/drawing/2016/5/10/chartex" xmlns:cx5="http://schemas.microsoft.com/office/drawing/2016/5/11/chartex" xmlns:cx6="http://schemas.microsoft.com/office/drawing/2016/5/12/chartex" xmlns:cx7="http://schemas.microsoft.com/office/drawing/2016/5/13/chartex" xmlns:cx8="http://schemas.microsoft.com/office/drawing/2016/5/14/chartex" xmlns:mc="http://schemas.openxmlformats.org/markup-compatibility/2006" xmlns:aink="http://schemas.microsoft.com/office/drawing/2016/ink" xmlns:am3d="http://schemas.microsoft.com/office/drawing/2017/model3d" xmlns:o="urn:schemas-microsoft-com:office:office" xmlns:oel="http://schemas.microsoft.com/office/2019/extlst" xmlns:r="http://schemas.openxmlformats.org/officeDocument/2006/relationships" xmlns:m="http://schemas.openxmlformats.org/officeDocument/2006/math" xmlns:v="urn:schemas-microsoft-com:vml" xmlns:wp14="http://schemas.microsoft.com/office/word/2010/wordprocessingDrawing" xmlns:wp="http://schemas.openxmlformats.org/drawingml/2006/wordprocessingDrawing" xmlns:w10="urn:schemas-microsoft-com:office:word" xmlns:w="http://schemas.openxmlformats.org/wordprocessingml/2006/main" xmlns:w14="http://schemas.microsoft.com/office/word/2010/wordml" xmlns:w15="http://schemas.microsoft.com/office/word/2012/wordml" xmlns:w16cex="http://schemas.microsoft.com/office/word/2018/wordml/cex" xmlns:w16cid="http://schemas.microsoft.com/office/word/2016/wordml/cid" xmlns:w16="http://schemas.microsoft.com/office/word/2018/wordml" xmlns:w16du="http://schemas.microsoft.com/office/word/2023/wordml/word16du" xmlns:w16sdtdh="http://schemas.microsoft.com/office/word/2020/wordml/sdtdatahash" xmlns:w16sdtfl="http://schemas.microsoft.com/office/word/2024/wordml/sdtformatlock" xmlns:w16se="http://schemas.microsoft.com/office/word/2015/wordml/symex" xmlns:wpg="http://schemas.microsoft.com/office/word/2010/wordprocessingGroup" xmlns:wpi="http://schemas.microsoft.com/office/word/2010/wordprocessingInk" xmlns:wne="http://schemas.microsoft.com/office/word/2006/wordml" xmlns:wps="http://schemas.microsoft.com/office/word/2010/wordprocessingShape" mc:Ignorable="w14 w15 w16se w16cid w16 w16cex w16sdtdh w16sdtfl w16du wp14">
-  <w:abstractNum xmlns:w="http://schemas.openxmlformats.org/wordprocessingml/2006/main" w:abstractNumId="2">
-    <w:nsid w:val="6989412c"/>
-    <w:multiLevelType xmlns:w="http://schemas.openxmlformats.org/wordprocessingml/2006/main" w:val="hybridMultilevel"/>
-    <w:lvl xmlns:w="http://schemas.openxmlformats.org/wordprocessingml/2006/main" w:ilvl="0">
+<w:numbering xmlns:wpc="http://schemas.microsoft.com/office/word/2010/wordprocessingCanvas" xmlns:cx="http://schemas.microsoft.com/office/drawing/2014/chartex" xmlns:cx1="http://schemas.microsoft.com/office/drawing/2015/9/8/chartex" xmlns:cx2="http://schemas.microsoft.com/office/drawing/2015/10/21/chartex" xmlns:cx3="http://schemas.microsoft.com/office/drawing/2016/5/9/chartex" xmlns:cx4="http://schemas.microsoft.com/office/drawing/2016/5/10/chartex" xmlns:cx5="http://schemas.microsoft.com/office/drawing/2016/5/11/chartex" xmlns:cx6="http://schemas.microsoft.com/office/drawing/2016/5/12/chartex" xmlns:cx7="http://schemas.microsoft.com/office/drawing/2016/5/13/chartex" xmlns:cx8="http://schemas.microsoft.com/office/drawing/2016/5/14/chartex" xmlns:mc="http://schemas.openxmlformats.org/markup-compatibility/2006" xmlns:aink="http://schemas.microsoft.com/office/drawing/2016/ink" xmlns:am3d="http://schemas.microsoft.com/office/drawing/2017/model3d" xmlns:o="urn:schemas-microsoft-com:office:office" xmlns:oel="http://schemas.microsoft.com/office/2019/extlst" xmlns:r="http://schemas.openxmlformats.org/officeDocument/2006/relationships" xmlns:m="http://schemas.openxmlformats.org/officeDocument/2006/math" xmlns:v="urn:schemas-microsoft-com:vml" xmlns:wp14="http://schemas.microsoft.com/office/word/2010/wordprocessingDrawing" xmlns:wp="http://schemas.openxmlformats.org/drawingml/2006/wordprocessingDrawing" xmlns:w10="urn:schemas-microsoft-com:office:word" xmlns:w="http://schemas.openxmlformats.org/wordprocessingml/2006/main" xmlns:w14="http://schemas.microsoft.com/office/word/2010/wordml" xmlns:w15="http://schemas.microsoft.com/office/word/2012/wordml" xmlns:w16cex="http://schemas.microsoft.com/office/word/2018/wordml/cex" xmlns:w16cid="http://schemas.microsoft.com/office/word/2016/wordml/cid" xmlns:w16="http://schemas.microsoft.com/office/word/2018/wordml" xmlns:w16sdtdh="http://schemas.microsoft.com/office/word/2020/wordml/sdtdatahash" xmlns:w16se="http://schemas.microsoft.com/office/word/2015/wordml/symex" xmlns:wpg="http://schemas.microsoft.com/office/word/2010/wordprocessingGroup" xmlns:wpi="http://schemas.microsoft.com/office/word/2010/wordprocessingInk" xmlns:wne="http://schemas.microsoft.com/office/word/2006/wordml" xmlns:wps="http://schemas.microsoft.com/office/word/2010/wordprocessingShape" mc:Ignorable="w14 w15 w16se w16cid w16 w16cex w16sdtdh wp14">
+  <w:abstractNum w:abstractNumId="0" w15:restartNumberingAfterBreak="0">
+    <w:nsid w:val="132A75B3"/>
+    <w:multiLevelType w:val="hybridMultilevel"/>
+    <w:tmpl w:val="D724180C"/>
+    <w:lvl w:ilvl="0" w:tplc="F79CE356">
+      <w:numFmt w:val="bullet"/>
+      <w:lvlText w:val="-"/>
+      <w:lvlJc w:val="left"/>
+      <w:pPr>
+        <w:ind w:left="720" w:hanging="360"/>
+      </w:pPr>
+      <w:rPr>
+        <w:rFonts w:ascii="Abadi" w:eastAsiaTheme="minorHAnsi" w:hAnsi="Abadi" w:cstheme="minorBidi" w:hint="default"/>
+      </w:rPr>
+    </w:lvl>
+    <w:lvl w:ilvl="1" w:tplc="040C0003" w:tentative="1">
+      <w:start w:val="1"/>
+      <w:numFmt w:val="bullet"/>
+      <w:lvlText w:val="o"/>
+      <w:lvlJc w:val="left"/>
+      <w:pPr>
+        <w:ind w:left="1440" w:hanging="360"/>
+      </w:pPr>
+      <w:rPr>
+        <w:rFonts w:ascii="Courier New" w:hAnsi="Courier New" w:cs="Courier New" w:hint="default"/>
+      </w:rPr>
+    </w:lvl>
+    <w:lvl w:ilvl="2" w:tplc="040C0005" w:tentative="1">
+      <w:start w:val="1"/>
+      <w:numFmt w:val="bullet"/>
+      <w:lvlText w:val=""/>
+      <w:lvlJc w:val="left"/>
+      <w:pPr>
+        <w:ind w:left="2160" w:hanging="360"/>
+      </w:pPr>
+      <w:rPr>
+        <w:rFonts w:ascii="Wingdings" w:hAnsi="Wingdings" w:hint="default"/>
+      </w:rPr>
+    </w:lvl>
+    <w:lvl w:ilvl="3" w:tplc="040C0001" w:tentative="1">
       <w:start w:val="1"/>
       <w:numFmt w:val="bullet"/>
       <w:lvlText w:val=""/>
       <w:lvlJc w:val="left"/>
       <w:pPr>
-        <w:ind w:left="720" w:hanging="360"/>
+        <w:ind w:left="2880" w:hanging="360"/>
       </w:pPr>
       <w:rPr>
-        <w:rFonts w:hint="default" w:ascii="Symbol" w:hAnsi="Symbol"/>
+        <w:rFonts w:ascii="Symbol" w:hAnsi="Symbol" w:hint="default"/>
       </w:rPr>
     </w:lvl>
-    <w:lvl xmlns:w="http://schemas.openxmlformats.org/wordprocessingml/2006/main" w:ilvl="1">
+    <w:lvl w:ilvl="4" w:tplc="040C0003" w:tentative="1">
       <w:start w:val="1"/>
       <w:numFmt w:val="bullet"/>
       <w:lvlText w:val="o"/>
       <w:lvlJc w:val="left"/>
       <w:pPr>
-        <w:ind w:left="1440" w:hanging="360"/>
+        <w:ind w:left="3600" w:hanging="360"/>
       </w:pPr>
       <w:rPr>
-        <w:rFonts w:hint="default" w:ascii="Courier New" w:hAnsi="Courier New"/>
+        <w:rFonts w:ascii="Courier New" w:hAnsi="Courier New" w:cs="Courier New" w:hint="default"/>
       </w:rPr>
     </w:lvl>
-    <w:lvl xmlns:w="http://schemas.openxmlformats.org/wordprocessingml/2006/main" w:ilvl="2">
+    <w:lvl w:ilvl="5" w:tplc="040C0005" w:tentative="1">
       <w:start w:val="1"/>
       <w:numFmt w:val="bullet"/>
       <w:lvlText w:val=""/>
       <w:lvlJc w:val="left"/>
       <w:pPr>
-        <w:ind w:left="2160" w:hanging="360"/>
+        <w:ind w:left="4320" w:hanging="360"/>
       </w:pPr>
       <w:rPr>
-        <w:rFonts w:hint="default" w:ascii="Wingdings" w:hAnsi="Wingdings"/>
+        <w:rFonts w:ascii="Wingdings" w:hAnsi="Wingdings" w:hint="default"/>
       </w:rPr>
     </w:lvl>
-    <w:lvl xmlns:w="http://schemas.openxmlformats.org/wordprocessingml/2006/main" w:ilvl="3">
+    <w:lvl w:ilvl="6" w:tplc="040C0001" w:tentative="1">
       <w:start w:val="1"/>
       <w:numFmt w:val="bullet"/>
       <w:lvlText w:val=""/>
       <w:lvlJc w:val="left"/>
       <w:pPr>
-        <w:ind w:left="2880" w:hanging="360"/>
+        <w:ind w:left="5040" w:hanging="360"/>
       </w:pPr>
       <w:rPr>
-        <w:rFonts w:hint="default" w:ascii="Symbol" w:hAnsi="Symbol"/>
+        <w:rFonts w:ascii="Symbol" w:hAnsi="Symbol" w:hint="default"/>
       </w:rPr>
     </w:lvl>
-    <w:lvl xmlns:w="http://schemas.openxmlformats.org/wordprocessingml/2006/main" w:ilvl="4">
+    <w:lvl w:ilvl="7" w:tplc="040C0003" w:tentative="1">
       <w:start w:val="1"/>
       <w:numFmt w:val="bullet"/>
       <w:lvlText w:val="o"/>
       <w:lvlJc w:val="left"/>
       <w:pPr>
-        <w:ind w:left="3600" w:hanging="360"/>
+        <w:ind w:left="5760" w:hanging="360"/>
       </w:pPr>
       <w:rPr>
-        <w:rFonts w:hint="default" w:ascii="Courier New" w:hAnsi="Courier New"/>
+        <w:rFonts w:ascii="Courier New" w:hAnsi="Courier New" w:cs="Courier New" w:hint="default"/>
       </w:rPr>
     </w:lvl>
-    <w:lvl xmlns:w="http://schemas.openxmlformats.org/wordprocessingml/2006/main" w:ilvl="5">
+    <w:lvl w:ilvl="8" w:tplc="040C0005" w:tentative="1">
       <w:start w:val="1"/>
       <w:numFmt w:val="bullet"/>
       <w:lvlText w:val=""/>
       <w:lvlJc w:val="left"/>
       <w:pPr>
-        <w:ind w:left="4320" w:hanging="360"/>
+        <w:ind w:left="6480" w:hanging="360"/>
       </w:pPr>
       <w:rPr>
-        <w:rFonts w:hint="default" w:ascii="Wingdings" w:hAnsi="Wingdings"/>
+        <w:rFonts w:ascii="Wingdings" w:hAnsi="Wingdings" w:hint="default"/>
       </w:rPr>
     </w:lvl>
-    <w:lvl xmlns:w="http://schemas.openxmlformats.org/wordprocessingml/2006/main" w:ilvl="6">
+  </w:abstractNum>
+  <w:abstractNum w:abstractNumId="1" w15:restartNumberingAfterBreak="0">
+    <w:nsid w:val="233D0EDF"/>
+    <w:multiLevelType w:val="hybridMultilevel"/>
+    <w:tmpl w:val="3128252A"/>
+    <w:lvl w:ilvl="0" w:tplc="74821AF2">
+      <w:numFmt w:val="bullet"/>
+      <w:lvlText w:val="-"/>
+      <w:lvlJc w:val="left"/>
+      <w:pPr>
+        <w:ind w:left="720" w:hanging="360"/>
+      </w:pPr>
+      <w:rPr>
+        <w:rFonts w:ascii="Abadi" w:eastAsiaTheme="minorHAnsi" w:hAnsi="Abadi" w:cstheme="minorBidi" w:hint="default"/>
+      </w:rPr>
+    </w:lvl>
+    <w:lvl w:ilvl="1" w:tplc="040C0003" w:tentative="1">
+      <w:start w:val="1"/>
+      <w:numFmt w:val="bullet"/>
+      <w:lvlText w:val="o"/>
+      <w:lvlJc w:val="left"/>
+      <w:pPr>
+        <w:ind w:left="1440" w:hanging="360"/>
+      </w:pPr>
+      <w:rPr>
+        <w:rFonts w:ascii="Courier New" w:hAnsi="Courier New" w:cs="Courier New" w:hint="default"/>
+      </w:rPr>
+    </w:lvl>
+    <w:lvl w:ilvl="2" w:tplc="040C0005" w:tentative="1">
+      <w:start w:val="1"/>
+      <w:numFmt w:val="bullet"/>
+      <w:lvlText w:val=""/>
+      <w:lvlJc w:val="left"/>
+      <w:pPr>
+        <w:ind w:left="2160" w:hanging="360"/>
+      </w:pPr>
+      <w:rPr>
+        <w:rFonts w:ascii="Wingdings" w:hAnsi="Wingdings" w:hint="default"/>
+      </w:rPr>
+    </w:lvl>
+    <w:lvl w:ilvl="3" w:tplc="040C0001" w:tentative="1">
       <w:start w:val="1"/>
       <w:numFmt w:val="bullet"/>
       <w:lvlText w:val=""/>
       <w:lvlJc w:val="left"/>
       <w:pPr>
-        <w:ind w:left="5040" w:hanging="360"/>
+        <w:ind w:left="2880" w:hanging="360"/>
       </w:pPr>
       <w:rPr>
-        <w:rFonts w:hint="default" w:ascii="Symbol" w:hAnsi="Symbol"/>
+        <w:rFonts w:ascii="Symbol" w:hAnsi="Symbol" w:hint="default"/>
       </w:rPr>
     </w:lvl>
-    <w:lvl xmlns:w="http://schemas.openxmlformats.org/wordprocessingml/2006/main" w:ilvl="7">
+    <w:lvl w:ilvl="4" w:tplc="040C0003" w:tentative="1">
       <w:start w:val="1"/>
       <w:numFmt w:val="bullet"/>
       <w:lvlText w:val="o"/>
       <w:lvlJc w:val="left"/>
       <w:pPr>
-        <w:ind w:left="5760" w:hanging="360"/>
+        <w:ind w:left="3600" w:hanging="360"/>
       </w:pPr>
       <w:rPr>
-        <w:rFonts w:hint="default" w:ascii="Courier New" w:hAnsi="Courier New"/>
+        <w:rFonts w:ascii="Courier New" w:hAnsi="Courier New" w:cs="Courier New" w:hint="default"/>
       </w:rPr>
     </w:lvl>
-    <w:lvl xmlns:w="http://schemas.openxmlformats.org/wordprocessingml/2006/main" w:ilvl="8">
+    <w:lvl w:ilvl="5" w:tplc="040C0005" w:tentative="1">
       <w:start w:val="1"/>
       <w:numFmt w:val="bullet"/>
       <w:lvlText w:val=""/>
       <w:lvlJc w:val="left"/>
       <w:pPr>
+        <w:ind w:left="4320" w:hanging="360"/>
+      </w:pPr>
+      <w:rPr>
+        <w:rFonts w:ascii="Wingdings" w:hAnsi="Wingdings" w:hint="default"/>
+      </w:rPr>
+    </w:lvl>
+    <w:lvl w:ilvl="6" w:tplc="040C0001" w:tentative="1">
+      <w:start w:val="1"/>
+      <w:numFmt w:val="bullet"/>
+      <w:lvlText w:val=""/>
+      <w:lvlJc w:val="left"/>
+      <w:pPr>
+        <w:ind w:left="5040" w:hanging="360"/>
+      </w:pPr>
+      <w:rPr>
+        <w:rFonts w:ascii="Symbol" w:hAnsi="Symbol" w:hint="default"/>
+      </w:rPr>
+    </w:lvl>
+    <w:lvl w:ilvl="7" w:tplc="040C0003" w:tentative="1">
+      <w:start w:val="1"/>
+      <w:numFmt w:val="bullet"/>
+      <w:lvlText w:val="o"/>
+      <w:lvlJc w:val="left"/>
+      <w:pPr>
+        <w:ind w:left="5760" w:hanging="360"/>
+      </w:pPr>
+      <w:rPr>
+        <w:rFonts w:ascii="Courier New" w:hAnsi="Courier New" w:cs="Courier New" w:hint="default"/>
+      </w:rPr>
+    </w:lvl>
+    <w:lvl w:ilvl="8" w:tplc="040C0005" w:tentative="1">
+      <w:start w:val="1"/>
+      <w:numFmt w:val="bullet"/>
+      <w:lvlText w:val=""/>
+      <w:lvlJc w:val="left"/>
+      <w:pPr>
         <w:ind w:left="6480" w:hanging="360"/>
       </w:pPr>
       <w:rPr>
-        <w:rFonts w:hint="default" w:ascii="Wingdings" w:hAnsi="Wingdings"/>
+        <w:rFonts w:ascii="Wingdings" w:hAnsi="Wingdings" w:hint="default"/>
       </w:rPr>
     </w:lvl>
   </w:abstractNum>
-  <w:abstractNum w:abstractNumId="0" w15:restartNumberingAfterBreak="0">
+  <w:abstractNum w:abstractNumId="2" w15:restartNumberingAfterBreak="0">
+    <w:nsid w:val="26472061"/>
+    <w:multiLevelType w:val="hybridMultilevel"/>
+    <w:tmpl w:val="5E30ACFE"/>
+    <w:lvl w:ilvl="0" w:tplc="EF3A0DF8">
+      <w:numFmt w:val="bullet"/>
+      <w:lvlText w:val="-"/>
+      <w:lvlJc w:val="left"/>
+      <w:pPr>
+        <w:ind w:left="720" w:hanging="360"/>
+      </w:pPr>
+      <w:rPr>
+        <w:rFonts w:ascii="Abadi" w:eastAsiaTheme="minorHAnsi" w:hAnsi="Abadi" w:cstheme="minorBidi" w:hint="default"/>
+        <w:b/>
+      </w:rPr>
+    </w:lvl>
+    <w:lvl w:ilvl="1" w:tplc="040C0003" w:tentative="1">
+      <w:start w:val="1"/>
+      <w:numFmt w:val="bullet"/>
+      <w:lvlText w:val="o"/>
+      <w:lvlJc w:val="left"/>
+      <w:pPr>
+        <w:ind w:left="1440" w:hanging="360"/>
+      </w:pPr>
+      <w:rPr>
+        <w:rFonts w:ascii="Courier New" w:hAnsi="Courier New" w:cs="Courier New" w:hint="default"/>
+      </w:rPr>
+    </w:lvl>
+    <w:lvl w:ilvl="2" w:tplc="040C0005" w:tentative="1">
+      <w:start w:val="1"/>
+      <w:numFmt w:val="bullet"/>
+      <w:lvlText w:val=""/>
+      <w:lvlJc w:val="left"/>
+      <w:pPr>
+        <w:ind w:left="2160" w:hanging="360"/>
+      </w:pPr>
+      <w:rPr>
+        <w:rFonts w:ascii="Wingdings" w:hAnsi="Wingdings" w:hint="default"/>
+      </w:rPr>
+    </w:lvl>
+    <w:lvl w:ilvl="3" w:tplc="040C0001" w:tentative="1">
+      <w:start w:val="1"/>
+      <w:numFmt w:val="bullet"/>
+      <w:lvlText w:val=""/>
+      <w:lvlJc w:val="left"/>
+      <w:pPr>
+        <w:ind w:left="2880" w:hanging="360"/>
+      </w:pPr>
+      <w:rPr>
+        <w:rFonts w:ascii="Symbol" w:hAnsi="Symbol" w:hint="default"/>
+      </w:rPr>
+    </w:lvl>
+    <w:lvl w:ilvl="4" w:tplc="040C0003" w:tentative="1">
+      <w:start w:val="1"/>
+      <w:numFmt w:val="bullet"/>
+      <w:lvlText w:val="o"/>
+      <w:lvlJc w:val="left"/>
+      <w:pPr>
+        <w:ind w:left="3600" w:hanging="360"/>
+      </w:pPr>
+      <w:rPr>
+        <w:rFonts w:ascii="Courier New" w:hAnsi="Courier New" w:cs="Courier New" w:hint="default"/>
+      </w:rPr>
+    </w:lvl>
+    <w:lvl w:ilvl="5" w:tplc="040C0005" w:tentative="1">
+      <w:start w:val="1"/>
+      <w:numFmt w:val="bullet"/>
+      <w:lvlText w:val=""/>
+      <w:lvlJc w:val="left"/>
+      <w:pPr>
+        <w:ind w:left="4320" w:hanging="360"/>
+      </w:pPr>
+      <w:rPr>
+        <w:rFonts w:ascii="Wingdings" w:hAnsi="Wingdings" w:hint="default"/>
+      </w:rPr>
+    </w:lvl>
+    <w:lvl w:ilvl="6" w:tplc="040C0001" w:tentative="1">
+      <w:start w:val="1"/>
+      <w:numFmt w:val="bullet"/>
+      <w:lvlText w:val=""/>
+      <w:lvlJc w:val="left"/>
+      <w:pPr>
+        <w:ind w:left="5040" w:hanging="360"/>
+      </w:pPr>
+      <w:rPr>
+        <w:rFonts w:ascii="Symbol" w:hAnsi="Symbol" w:hint="default"/>
+      </w:rPr>
+    </w:lvl>
+    <w:lvl w:ilvl="7" w:tplc="040C0003" w:tentative="1">
+      <w:start w:val="1"/>
+      <w:numFmt w:val="bullet"/>
+      <w:lvlText w:val="o"/>
+      <w:lvlJc w:val="left"/>
+      <w:pPr>
+        <w:ind w:left="5760" w:hanging="360"/>
+      </w:pPr>
+      <w:rPr>
+        <w:rFonts w:ascii="Courier New" w:hAnsi="Courier New" w:cs="Courier New" w:hint="default"/>
+      </w:rPr>
+    </w:lvl>
+    <w:lvl w:ilvl="8" w:tplc="040C0005" w:tentative="1">
+      <w:start w:val="1"/>
+      <w:numFmt w:val="bullet"/>
+      <w:lvlText w:val=""/>
+      <w:lvlJc w:val="left"/>
+      <w:pPr>
+        <w:ind w:left="6480" w:hanging="360"/>
+      </w:pPr>
+      <w:rPr>
+        <w:rFonts w:ascii="Wingdings" w:hAnsi="Wingdings" w:hint="default"/>
+      </w:rPr>
+    </w:lvl>
+  </w:abstractNum>
+  <w:abstractNum w:abstractNumId="3" w15:restartNumberingAfterBreak="0">
     <w:nsid w:val="2DD63269"/>
     <w:multiLevelType w:val="hybridMultilevel"/>
     <w:tmpl w:val="4216D6DE"/>
@@ -2061,7 +2514,7 @@
       </w:pPr>
     </w:lvl>
   </w:abstractNum>
-  <w:abstractNum w:abstractNumId="1" w15:restartNumberingAfterBreak="0">
+  <w:abstractNum w:abstractNumId="4" w15:restartNumberingAfterBreak="0">
     <w:nsid w:val="3848641D"/>
     <w:multiLevelType w:val="hybridMultilevel"/>
     <w:tmpl w:val="37EA6924"/>
@@ -2150,24 +2603,146 @@
       </w:pPr>
     </w:lvl>
   </w:abstractNum>
-  <w:num w:numId="3">
+  <w:abstractNum w:abstractNumId="5" w15:restartNumberingAfterBreak="0">
+    <w:nsid w:val="6989412C"/>
+    <w:multiLevelType w:val="hybridMultilevel"/>
+    <w:tmpl w:val="2D00B5A2"/>
+    <w:lvl w:ilvl="0" w:tplc="A45E1F8C">
+      <w:start w:val="1"/>
+      <w:numFmt w:val="bullet"/>
+      <w:lvlText w:val=""/>
+      <w:lvlJc w:val="left"/>
+      <w:pPr>
+        <w:ind w:left="720" w:hanging="360"/>
+      </w:pPr>
+      <w:rPr>
+        <w:rFonts w:ascii="Symbol" w:hAnsi="Symbol" w:hint="default"/>
+      </w:rPr>
+    </w:lvl>
+    <w:lvl w:ilvl="1" w:tplc="90102C7A">
+      <w:start w:val="1"/>
+      <w:numFmt w:val="bullet"/>
+      <w:lvlText w:val="o"/>
+      <w:lvlJc w:val="left"/>
+      <w:pPr>
+        <w:ind w:left="1440" w:hanging="360"/>
+      </w:pPr>
+      <w:rPr>
+        <w:rFonts w:ascii="Courier New" w:hAnsi="Courier New" w:hint="default"/>
+      </w:rPr>
+    </w:lvl>
+    <w:lvl w:ilvl="2" w:tplc="B45CC7F4">
+      <w:start w:val="1"/>
+      <w:numFmt w:val="bullet"/>
+      <w:lvlText w:val=""/>
+      <w:lvlJc w:val="left"/>
+      <w:pPr>
+        <w:ind w:left="2160" w:hanging="360"/>
+      </w:pPr>
+      <w:rPr>
+        <w:rFonts w:ascii="Wingdings" w:hAnsi="Wingdings" w:hint="default"/>
+      </w:rPr>
+    </w:lvl>
+    <w:lvl w:ilvl="3" w:tplc="67D61CD0">
+      <w:start w:val="1"/>
+      <w:numFmt w:val="bullet"/>
+      <w:lvlText w:val=""/>
+      <w:lvlJc w:val="left"/>
+      <w:pPr>
+        <w:ind w:left="2880" w:hanging="360"/>
+      </w:pPr>
+      <w:rPr>
+        <w:rFonts w:ascii="Symbol" w:hAnsi="Symbol" w:hint="default"/>
+      </w:rPr>
+    </w:lvl>
+    <w:lvl w:ilvl="4" w:tplc="A1A8243A">
+      <w:start w:val="1"/>
+      <w:numFmt w:val="bullet"/>
+      <w:lvlText w:val="o"/>
+      <w:lvlJc w:val="left"/>
+      <w:pPr>
+        <w:ind w:left="3600" w:hanging="360"/>
+      </w:pPr>
+      <w:rPr>
+        <w:rFonts w:ascii="Courier New" w:hAnsi="Courier New" w:hint="default"/>
+      </w:rPr>
+    </w:lvl>
+    <w:lvl w:ilvl="5" w:tplc="22383472">
+      <w:start w:val="1"/>
+      <w:numFmt w:val="bullet"/>
+      <w:lvlText w:val=""/>
+      <w:lvlJc w:val="left"/>
+      <w:pPr>
+        <w:ind w:left="4320" w:hanging="360"/>
+      </w:pPr>
+      <w:rPr>
+        <w:rFonts w:ascii="Wingdings" w:hAnsi="Wingdings" w:hint="default"/>
+      </w:rPr>
+    </w:lvl>
+    <w:lvl w:ilvl="6" w:tplc="6144DE7E">
+      <w:start w:val="1"/>
+      <w:numFmt w:val="bullet"/>
+      <w:lvlText w:val=""/>
+      <w:lvlJc w:val="left"/>
+      <w:pPr>
+        <w:ind w:left="5040" w:hanging="360"/>
+      </w:pPr>
+      <w:rPr>
+        <w:rFonts w:ascii="Symbol" w:hAnsi="Symbol" w:hint="default"/>
+      </w:rPr>
+    </w:lvl>
+    <w:lvl w:ilvl="7" w:tplc="03426AA0">
+      <w:start w:val="1"/>
+      <w:numFmt w:val="bullet"/>
+      <w:lvlText w:val="o"/>
+      <w:lvlJc w:val="left"/>
+      <w:pPr>
+        <w:ind w:left="5760" w:hanging="360"/>
+      </w:pPr>
+      <w:rPr>
+        <w:rFonts w:ascii="Courier New" w:hAnsi="Courier New" w:hint="default"/>
+      </w:rPr>
+    </w:lvl>
+    <w:lvl w:ilvl="8" w:tplc="1270C3A0">
+      <w:start w:val="1"/>
+      <w:numFmt w:val="bullet"/>
+      <w:lvlText w:val=""/>
+      <w:lvlJc w:val="left"/>
+      <w:pPr>
+        <w:ind w:left="6480" w:hanging="360"/>
+      </w:pPr>
+      <w:rPr>
+        <w:rFonts w:ascii="Wingdings" w:hAnsi="Wingdings" w:hint="default"/>
+      </w:rPr>
+    </w:lvl>
+  </w:abstractNum>
+  <w:num w:numId="1" w16cid:durableId="1517696379">
+    <w:abstractNumId w:val="5"/>
+  </w:num>
+  <w:num w:numId="2" w16cid:durableId="778989596">
+    <w:abstractNumId w:val="3"/>
+  </w:num>
+  <w:num w:numId="3" w16cid:durableId="1813133345">
+    <w:abstractNumId w:val="4"/>
+  </w:num>
+  <w:num w:numId="4" w16cid:durableId="1582762694">
     <w:abstractNumId w:val="2"/>
   </w:num>
-  <w:num w:numId="1" w16cid:durableId="778989596">
+  <w:num w:numId="5" w16cid:durableId="1502965615">
+    <w:abstractNumId w:val="1"/>
+  </w:num>
+  <w:num w:numId="6" w16cid:durableId="1124930707">
     <w:abstractNumId w:val="0"/>
-  </w:num>
-  <w:num w:numId="2" w16cid:durableId="1813133345">
-    <w:abstractNumId w:val="1"/>
   </w:num>
 </w:numbering>
 </file>
 
 <file path=word/styles.xml><?xml version="1.0" encoding="utf-8"?>
-<w:styles xmlns:mc="http://schemas.openxmlformats.org/markup-compatibility/2006" xmlns:r="http://schemas.openxmlformats.org/officeDocument/2006/relationships" xmlns:w="http://schemas.openxmlformats.org/wordprocessingml/2006/main" xmlns:w14="http://schemas.microsoft.com/office/word/2010/wordml" xmlns:w15="http://schemas.microsoft.com/office/word/2012/wordml" xmlns:w16cex="http://schemas.microsoft.com/office/word/2018/wordml/cex" xmlns:w16cid="http://schemas.microsoft.com/office/word/2016/wordml/cid" xmlns:w16="http://schemas.microsoft.com/office/word/2018/wordml" xmlns:w16du="http://schemas.microsoft.com/office/word/2023/wordml/word16du" xmlns:w16sdtdh="http://schemas.microsoft.com/office/word/2020/wordml/sdtdatahash" xmlns:w16sdtfl="http://schemas.microsoft.com/office/word/2024/wordml/sdtformatlock" xmlns:w16se="http://schemas.microsoft.com/office/word/2015/wordml/symex" mc:Ignorable="w14 w15 w16se w16cid w16 w16cex w16sdtdh w16sdtfl w16du">
+<w:styles xmlns:mc="http://schemas.openxmlformats.org/markup-compatibility/2006" xmlns:r="http://schemas.openxmlformats.org/officeDocument/2006/relationships" xmlns:w="http://schemas.openxmlformats.org/wordprocessingml/2006/main" xmlns:w14="http://schemas.microsoft.com/office/word/2010/wordml" xmlns:w15="http://schemas.microsoft.com/office/word/2012/wordml" xmlns:w16cex="http://schemas.microsoft.com/office/word/2018/wordml/cex" xmlns:w16cid="http://schemas.microsoft.com/office/word/2016/wordml/cid" xmlns:w16="http://schemas.microsoft.com/office/word/2018/wordml" xmlns:w16sdtdh="http://schemas.microsoft.com/office/word/2020/wordml/sdtdatahash" xmlns:w16se="http://schemas.microsoft.com/office/word/2015/wordml/symex" mc:Ignorable="w14 w15 w16se w16cid w16 w16cex w16sdtdh">
   <w:docDefaults>
     <w:rPrDefault>
       <w:rPr>
-        <w:rFonts w:asciiTheme="minorHAnsi" w:hAnsiTheme="minorHAnsi" w:eastAsiaTheme="minorHAnsi" w:cstheme="minorBidi"/>
+        <w:rFonts w:asciiTheme="minorHAnsi" w:eastAsiaTheme="minorHAnsi" w:hAnsiTheme="minorHAnsi" w:cstheme="minorBidi"/>
         <w:kern w:val="2"/>
         <w:sz w:val="24"/>
         <w:szCs w:val="24"/>
@@ -2184,14 +2759,14 @@
   <w:latentStyles w:defLockedState="0" w:defUIPriority="99" w:defSemiHidden="0" w:defUnhideWhenUsed="0" w:defQFormat="0" w:count="376">
     <w:lsdException w:name="Normal" w:uiPriority="0" w:qFormat="1"/>
     <w:lsdException w:name="heading 1" w:uiPriority="9" w:qFormat="1"/>
-    <w:lsdException w:name="heading 2" w:uiPriority="9" w:semiHidden="1" w:unhideWhenUsed="1" w:qFormat="1"/>
-    <w:lsdException w:name="heading 3" w:uiPriority="9" w:semiHidden="1" w:unhideWhenUsed="1" w:qFormat="1"/>
-    <w:lsdException w:name="heading 4" w:uiPriority="9" w:semiHidden="1" w:unhideWhenUsed="1" w:qFormat="1"/>
-    <w:lsdException w:name="heading 5" w:uiPriority="9" w:semiHidden="1" w:unhideWhenUsed="1" w:qFormat="1"/>
-    <w:lsdException w:name="heading 6" w:uiPriority="9" w:semiHidden="1" w:unhideWhenUsed="1" w:qFormat="1"/>
-    <w:lsdException w:name="heading 7" w:uiPriority="9" w:semiHidden="1" w:unhideWhenUsed="1" w:qFormat="1"/>
-    <w:lsdException w:name="heading 8" w:uiPriority="9" w:semiHidden="1" w:unhideWhenUsed="1" w:qFormat="1"/>
-    <w:lsdException w:name="heading 9" w:uiPriority="9" w:semiHidden="1" w:unhideWhenUsed="1" w:qFormat="1"/>
+    <w:lsdException w:name="heading 2" w:semiHidden="1" w:uiPriority="9" w:unhideWhenUsed="1" w:qFormat="1"/>
+    <w:lsdException w:name="heading 3" w:semiHidden="1" w:uiPriority="9" w:unhideWhenUsed="1" w:qFormat="1"/>
+    <w:lsdException w:name="heading 4" w:semiHidden="1" w:uiPriority="9" w:unhideWhenUsed="1" w:qFormat="1"/>
+    <w:lsdException w:name="heading 5" w:semiHidden="1" w:uiPriority="9" w:unhideWhenUsed="1" w:qFormat="1"/>
+    <w:lsdException w:name="heading 6" w:semiHidden="1" w:uiPriority="9" w:unhideWhenUsed="1" w:qFormat="1"/>
+    <w:lsdException w:name="heading 7" w:semiHidden="1" w:uiPriority="9" w:unhideWhenUsed="1" w:qFormat="1"/>
+    <w:lsdException w:name="heading 8" w:semiHidden="1" w:uiPriority="9" w:unhideWhenUsed="1" w:qFormat="1"/>
+    <w:lsdException w:name="heading 9" w:semiHidden="1" w:uiPriority="9" w:unhideWhenUsed="1" w:qFormat="1"/>
     <w:lsdException w:name="index 1" w:semiHidden="1" w:unhideWhenUsed="1"/>
     <w:lsdException w:name="index 2" w:semiHidden="1" w:unhideWhenUsed="1"/>
     <w:lsdException w:name="index 3" w:semiHidden="1" w:unhideWhenUsed="1"/>
@@ -2201,22 +2776,22 @@
     <w:lsdException w:name="index 7" w:semiHidden="1" w:unhideWhenUsed="1"/>
     <w:lsdException w:name="index 8" w:semiHidden="1" w:unhideWhenUsed="1"/>
     <w:lsdException w:name="index 9" w:semiHidden="1" w:unhideWhenUsed="1"/>
-    <w:lsdException w:name="toc 1" w:uiPriority="39" w:semiHidden="1" w:unhideWhenUsed="1"/>
-    <w:lsdException w:name="toc 2" w:uiPriority="39" w:semiHidden="1" w:unhideWhenUsed="1"/>
-    <w:lsdException w:name="toc 3" w:uiPriority="39" w:semiHidden="1" w:unhideWhenUsed="1"/>
-    <w:lsdException w:name="toc 4" w:uiPriority="39" w:semiHidden="1" w:unhideWhenUsed="1"/>
-    <w:lsdException w:name="toc 5" w:uiPriority="39" w:semiHidden="1" w:unhideWhenUsed="1"/>
-    <w:lsdException w:name="toc 6" w:uiPriority="39" w:semiHidden="1" w:unhideWhenUsed="1"/>
-    <w:lsdException w:name="toc 7" w:uiPriority="39" w:semiHidden="1" w:unhideWhenUsed="1"/>
-    <w:lsdException w:name="toc 8" w:uiPriority="39" w:semiHidden="1" w:unhideWhenUsed="1"/>
-    <w:lsdException w:name="toc 9" w:uiPriority="39" w:semiHidden="1" w:unhideWhenUsed="1"/>
+    <w:lsdException w:name="toc 1" w:semiHidden="1" w:uiPriority="39" w:unhideWhenUsed="1"/>
+    <w:lsdException w:name="toc 2" w:semiHidden="1" w:uiPriority="39" w:unhideWhenUsed="1"/>
+    <w:lsdException w:name="toc 3" w:semiHidden="1" w:uiPriority="39" w:unhideWhenUsed="1"/>
+    <w:lsdException w:name="toc 4" w:semiHidden="1" w:uiPriority="39" w:unhideWhenUsed="1"/>
+    <w:lsdException w:name="toc 5" w:semiHidden="1" w:uiPriority="39" w:unhideWhenUsed="1"/>
+    <w:lsdException w:name="toc 6" w:semiHidden="1" w:uiPriority="39" w:unhideWhenUsed="1"/>
+    <w:lsdException w:name="toc 7" w:semiHidden="1" w:uiPriority="39" w:unhideWhenUsed="1"/>
+    <w:lsdException w:name="toc 8" w:semiHidden="1" w:uiPriority="39" w:unhideWhenUsed="1"/>
+    <w:lsdException w:name="toc 9" w:semiHidden="1" w:uiPriority="39" w:unhideWhenUsed="1"/>
     <w:lsdException w:name="Normal Indent" w:semiHidden="1" w:unhideWhenUsed="1"/>
     <w:lsdException w:name="footnote text" w:semiHidden="1" w:unhideWhenUsed="1"/>
     <w:lsdException w:name="annotation text" w:semiHidden="1" w:unhideWhenUsed="1"/>
     <w:lsdException w:name="header" w:semiHidden="1" w:unhideWhenUsed="1"/>
     <w:lsdException w:name="footer" w:semiHidden="1" w:unhideWhenUsed="1"/>
     <w:lsdException w:name="index heading" w:semiHidden="1" w:unhideWhenUsed="1"/>
-    <w:lsdException w:name="caption" w:uiPriority="35" w:semiHidden="1" w:unhideWhenUsed="1" w:qFormat="1"/>
+    <w:lsdException w:name="caption" w:semiHidden="1" w:uiPriority="35" w:unhideWhenUsed="1" w:qFormat="1"/>
     <w:lsdException w:name="table of figures" w:semiHidden="1" w:unhideWhenUsed="1"/>
     <w:lsdException w:name="envelope address" w:semiHidden="1" w:unhideWhenUsed="1"/>
     <w:lsdException w:name="envelope return" w:semiHidden="1" w:unhideWhenUsed="1"/>
@@ -2247,7 +2822,7 @@
     <w:lsdException w:name="Title" w:uiPriority="10" w:qFormat="1"/>
     <w:lsdException w:name="Closing" w:semiHidden="1" w:unhideWhenUsed="1"/>
     <w:lsdException w:name="Signature" w:semiHidden="1" w:unhideWhenUsed="1"/>
-    <w:lsdException w:name="Default Paragraph Font" w:uiPriority="1" w:semiHidden="1" w:unhideWhenUsed="1"/>
+    <w:lsdException w:name="Default Paragraph Font" w:semiHidden="1" w:uiPriority="1" w:unhideWhenUsed="1"/>
     <w:lsdException w:name="Body Text" w:semiHidden="1" w:unhideWhenUsed="1"/>
     <w:lsdException w:name="Body Text Indent" w:semiHidden="1" w:unhideWhenUsed="1"/>
     <w:lsdException w:name="List Continue" w:semiHidden="1" w:unhideWhenUsed="1"/>
@@ -2447,8 +3022,8 @@
     <w:lsdException w:name="Subtle Reference" w:uiPriority="31" w:qFormat="1"/>
     <w:lsdException w:name="Intense Reference" w:uiPriority="32" w:qFormat="1"/>
     <w:lsdException w:name="Book Title" w:uiPriority="33" w:qFormat="1"/>
-    <w:lsdException w:name="Bibliography" w:uiPriority="37" w:semiHidden="1" w:unhideWhenUsed="1"/>
-    <w:lsdException w:name="TOC Heading" w:uiPriority="39" w:semiHidden="1" w:unhideWhenUsed="1" w:qFormat="1"/>
+    <w:lsdException w:name="Bibliography" w:semiHidden="1" w:uiPriority="37" w:unhideWhenUsed="1"/>
+    <w:lsdException w:name="TOC Heading" w:semiHidden="1" w:uiPriority="39" w:unhideWhenUsed="1" w:qFormat="1"/>
     <w:lsdException w:name="Plain Table 1" w:uiPriority="41"/>
     <w:lsdException w:name="Plain Table 2" w:uiPriority="42"/>
     <w:lsdException w:name="Plain Table 3" w:uiPriority="43"/>
@@ -2559,7 +3134,7 @@
     <w:lsdException w:name="Unresolved Mention" w:semiHidden="1" w:unhideWhenUsed="1"/>
     <w:lsdException w:name="Smart Link" w:semiHidden="1" w:unhideWhenUsed="1"/>
   </w:latentStyles>
-  <w:style w:type="paragraph" w:styleId="Normal" w:default="1">
+  <w:style w:type="paragraph" w:default="1" w:styleId="Normal">
     <w:name w:val="Normal"/>
     <w:qFormat/>
   </w:style>
@@ -2578,7 +3153,7 @@
       <w:outlineLvl w:val="0"/>
     </w:pPr>
     <w:rPr>
-      <w:rFonts w:asciiTheme="majorHAnsi" w:hAnsiTheme="majorHAnsi" w:eastAsiaTheme="majorEastAsia" w:cstheme="majorBidi"/>
+      <w:rFonts w:asciiTheme="majorHAnsi" w:eastAsiaTheme="majorEastAsia" w:hAnsiTheme="majorHAnsi" w:cstheme="majorBidi"/>
       <w:color w:val="0F4761" w:themeColor="accent1" w:themeShade="BF"/>
       <w:sz w:val="40"/>
       <w:szCs w:val="40"/>
@@ -2601,7 +3176,7 @@
       <w:outlineLvl w:val="1"/>
     </w:pPr>
     <w:rPr>
-      <w:rFonts w:asciiTheme="majorHAnsi" w:hAnsiTheme="majorHAnsi" w:eastAsiaTheme="majorEastAsia" w:cstheme="majorBidi"/>
+      <w:rFonts w:asciiTheme="majorHAnsi" w:eastAsiaTheme="majorEastAsia" w:hAnsiTheme="majorHAnsi" w:cstheme="majorBidi"/>
       <w:color w:val="0F4761" w:themeColor="accent1" w:themeShade="BF"/>
       <w:sz w:val="32"/>
       <w:szCs w:val="32"/>
@@ -2762,13 +3337,12 @@
       <w:color w:val="272727" w:themeColor="text1" w:themeTint="D8"/>
     </w:rPr>
   </w:style>
-  <w:style w:type="character" w:styleId="Policepardfaut" w:default="1">
+  <w:style w:type="character" w:default="1" w:styleId="Policepardfaut">
     <w:name w:val="Default Paragraph Font"/>
     <w:uiPriority w:val="1"/>
-    <w:semiHidden/>
     <w:unhideWhenUsed/>
   </w:style>
-  <w:style w:type="table" w:styleId="TableauNormal" w:default="1">
+  <w:style w:type="table" w:default="1" w:styleId="TableauNormal">
     <w:name w:val="Normal Table"/>
     <w:uiPriority w:val="99"/>
     <w:semiHidden/>
@@ -2783,38 +3357,38 @@
       </w:tblCellMar>
     </w:tblPr>
   </w:style>
-  <w:style w:type="numbering" w:styleId="Aucuneliste" w:default="1">
+  <w:style w:type="numbering" w:default="1" w:styleId="Aucuneliste">
     <w:name w:val="No List"/>
     <w:uiPriority w:val="99"/>
     <w:semiHidden/>
     <w:unhideWhenUsed/>
   </w:style>
-  <w:style w:type="character" w:styleId="Titre1Car" w:customStyle="1">
+  <w:style w:type="character" w:customStyle="1" w:styleId="Titre1Car">
     <w:name w:val="Titre 1 Car"/>
     <w:link w:val="Titre1"/>
     <w:uiPriority w:val="9"/>
     <w:rsid w:val="573B741A"/>
     <w:rPr>
-      <w:rFonts w:asciiTheme="majorHAnsi" w:hAnsiTheme="majorHAnsi" w:eastAsiaTheme="majorEastAsia" w:cstheme="majorBidi"/>
+      <w:rFonts w:asciiTheme="majorHAnsi" w:eastAsiaTheme="majorEastAsia" w:hAnsiTheme="majorHAnsi" w:cstheme="majorBidi"/>
       <w:color w:val="0F4761" w:themeColor="accent1" w:themeShade="BF"/>
       <w:sz w:val="40"/>
       <w:szCs w:val="40"/>
     </w:rPr>
   </w:style>
-  <w:style w:type="character" w:styleId="Titre2Car" w:customStyle="1">
+  <w:style w:type="character" w:customStyle="1" w:styleId="Titre2Car">
     <w:name w:val="Titre 2 Car"/>
     <w:link w:val="Titre2"/>
     <w:uiPriority w:val="9"/>
     <w:semiHidden/>
     <w:rsid w:val="573B741A"/>
     <w:rPr>
-      <w:rFonts w:asciiTheme="majorHAnsi" w:hAnsiTheme="majorHAnsi" w:eastAsiaTheme="majorEastAsia" w:cstheme="majorBidi"/>
+      <w:rFonts w:asciiTheme="majorHAnsi" w:eastAsiaTheme="majorEastAsia" w:hAnsiTheme="majorHAnsi" w:cstheme="majorBidi"/>
       <w:color w:val="0F4761" w:themeColor="accent1" w:themeShade="BF"/>
       <w:sz w:val="32"/>
       <w:szCs w:val="32"/>
     </w:rPr>
   </w:style>
-  <w:style w:type="character" w:styleId="Titre3Car" w:customStyle="1">
+  <w:style w:type="character" w:customStyle="1" w:styleId="Titre3Car">
     <w:name w:val="Titre 3 Car"/>
     <w:link w:val="Titre3"/>
     <w:uiPriority w:val="9"/>
@@ -2827,7 +3401,7 @@
       <w:szCs w:val="28"/>
     </w:rPr>
   </w:style>
-  <w:style w:type="character" w:styleId="Titre4Car" w:customStyle="1">
+  <w:style w:type="character" w:customStyle="1" w:styleId="Titre4Car">
     <w:name w:val="Titre 4 Car"/>
     <w:link w:val="Titre4"/>
     <w:uiPriority w:val="9"/>
@@ -2840,7 +3414,7 @@
       <w:color w:val="0F4761" w:themeColor="accent1" w:themeShade="BF"/>
     </w:rPr>
   </w:style>
-  <w:style w:type="character" w:styleId="Titre5Car" w:customStyle="1">
+  <w:style w:type="character" w:customStyle="1" w:styleId="Titre5Car">
     <w:name w:val="Titre 5 Car"/>
     <w:link w:val="Titre5"/>
     <w:uiPriority w:val="9"/>
@@ -2851,7 +3425,7 @@
       <w:color w:val="0F4761" w:themeColor="accent1" w:themeShade="BF"/>
     </w:rPr>
   </w:style>
-  <w:style w:type="character" w:styleId="Titre6Car" w:customStyle="1">
+  <w:style w:type="character" w:customStyle="1" w:styleId="Titre6Car">
     <w:name w:val="Titre 6 Car"/>
     <w:link w:val="Titre6"/>
     <w:uiPriority w:val="9"/>
@@ -2864,7 +3438,7 @@
       <w:color w:val="595959" w:themeColor="text1" w:themeTint="A6"/>
     </w:rPr>
   </w:style>
-  <w:style w:type="character" w:styleId="Titre7Car" w:customStyle="1">
+  <w:style w:type="character" w:customStyle="1" w:styleId="Titre7Car">
     <w:name w:val="Titre 7 Car"/>
     <w:link w:val="Titre7"/>
     <w:uiPriority w:val="9"/>
@@ -2875,7 +3449,7 @@
       <w:color w:val="595959" w:themeColor="text1" w:themeTint="A6"/>
     </w:rPr>
   </w:style>
-  <w:style w:type="character" w:styleId="Titre8Car" w:customStyle="1">
+  <w:style w:type="character" w:customStyle="1" w:styleId="Titre8Car">
     <w:name w:val="Titre 8 Car"/>
     <w:link w:val="Titre8"/>
     <w:uiPriority w:val="9"/>
@@ -2888,7 +3462,7 @@
       <w:color w:val="272727"/>
     </w:rPr>
   </w:style>
-  <w:style w:type="character" w:styleId="Titre9Car" w:customStyle="1">
+  <w:style w:type="character" w:customStyle="1" w:styleId="Titre9Car">
     <w:name w:val="Titre 9 Car"/>
     <w:link w:val="Titre9"/>
     <w:uiPriority w:val="9"/>
@@ -2912,20 +3486,20 @@
       <w:contextualSpacing/>
     </w:pPr>
     <w:rPr>
-      <w:rFonts w:asciiTheme="majorHAnsi" w:hAnsiTheme="majorHAnsi" w:eastAsiaTheme="majorEastAsia" w:cstheme="majorBidi"/>
+      <w:rFonts w:asciiTheme="majorHAnsi" w:eastAsiaTheme="majorEastAsia" w:hAnsiTheme="majorHAnsi" w:cstheme="majorBidi"/>
       <w:spacing w:val="-10"/>
       <w:kern w:val="28"/>
       <w:sz w:val="56"/>
       <w:szCs w:val="56"/>
     </w:rPr>
   </w:style>
-  <w:style w:type="character" w:styleId="TitreCar" w:customStyle="1">
+  <w:style w:type="character" w:customStyle="1" w:styleId="TitreCar">
     <w:name w:val="Titre Car"/>
     <w:link w:val="Titre"/>
     <w:uiPriority w:val="10"/>
     <w:rsid w:val="573B741A"/>
     <w:rPr>
-      <w:rFonts w:asciiTheme="majorHAnsi" w:hAnsiTheme="majorHAnsi" w:eastAsiaTheme="majorEastAsia" w:cstheme="majorBidi"/>
+      <w:rFonts w:asciiTheme="majorHAnsi" w:eastAsiaTheme="majorEastAsia" w:hAnsiTheme="majorHAnsi" w:cstheme="majorBidi"/>
       <w:sz w:val="56"/>
       <w:szCs w:val="56"/>
     </w:rPr>
@@ -2951,7 +3525,7 @@
       <w:szCs w:val="28"/>
     </w:rPr>
   </w:style>
-  <w:style w:type="character" w:styleId="Sous-titreCar" w:customStyle="1">
+  <w:style w:type="character" w:customStyle="1" w:styleId="Sous-titreCar">
     <w:name w:val="Sous-titre Car"/>
     <w:link w:val="Sous-titre"/>
     <w:uiPriority w:val="11"/>
@@ -2981,7 +3555,7 @@
       <w:color w:val="404040" w:themeColor="text1" w:themeTint="BF"/>
     </w:rPr>
   </w:style>
-  <w:style w:type="character" w:styleId="CitationCar" w:customStyle="1">
+  <w:style w:type="character" w:customStyle="1" w:styleId="CitationCar">
     <w:name w:val="Citation Car"/>
     <w:link w:val="Citation"/>
     <w:uiPriority w:val="29"/>
@@ -3024,8 +3598,8 @@
     <w:rsid w:val="00D47A72"/>
     <w:pPr>
       <w:pBdr>
-        <w:top w:val="single" w:color="0F4761" w:themeColor="accent1" w:themeShade="BF" w:sz="4" w:space="10"/>
-        <w:bottom w:val="single" w:color="0F4761" w:themeColor="accent1" w:themeShade="BF" w:sz="4" w:space="10"/>
+        <w:top w:val="single" w:sz="4" w:space="10" w:color="0F4761" w:themeColor="accent1" w:themeShade="BF"/>
+        <w:bottom w:val="single" w:sz="4" w:space="10" w:color="0F4761" w:themeColor="accent1" w:themeShade="BF"/>
       </w:pBdr>
       <w:spacing w:before="360" w:after="360"/>
       <w:ind w:left="864" w:right="864"/>
@@ -3037,7 +3611,7 @@
       <w:color w:val="0F4761" w:themeColor="accent1" w:themeShade="BF"/>
     </w:rPr>
   </w:style>
-  <w:style w:type="character" w:styleId="CitationintenseCar" w:customStyle="1">
+  <w:style w:type="character" w:customStyle="1" w:styleId="CitationintenseCar">
     <w:name w:val="Citation intense Car"/>
     <w:link w:val="Citationintense"/>
     <w:uiPriority w:val="30"/>
@@ -3070,11 +3644,23 @@
       <w:u w:val="single"/>
     </w:rPr>
   </w:style>
+  <w:style w:type="character" w:styleId="Mentionnonrsolue">
+    <w:name w:val="Unresolved Mention"/>
+    <w:basedOn w:val="Policepardfaut"/>
+    <w:uiPriority w:val="99"/>
+    <w:semiHidden/>
+    <w:unhideWhenUsed/>
+    <w:rsid w:val="004A601F"/>
+    <w:rPr>
+      <w:color w:val="605E5C"/>
+      <w:shd w:val="clear" w:color="auto" w:fill="E1DFDD"/>
+    </w:rPr>
+  </w:style>
 </w:styles>
 </file>
 
 <file path=word/theme/theme1.xml><?xml version="1.0" encoding="utf-8"?>
-<a:theme xmlns:a="http://schemas.openxmlformats.org/drawingml/2006/main" xmlns:thm15="http://schemas.microsoft.com/office/thememl/2012/main" name="Thème Office">
+<a:theme xmlns:a="http://schemas.openxmlformats.org/drawingml/2006/main" name="Thème Office">
   <a:themeElements>
     <a:clrScheme name="Office">
       <a:dk1>
